--- a/templates/PI FORMAT.docx
+++ b/templates/PI FORMAT.docx
@@ -1465,9 +1465,9 @@
           <w:tcPr>
             <w:tcW w:w="579" w:type="dxa"/>
             <w:tcBorders>
-              <w:top w:val="single" w:sz="4" w:space="0" w:color="000000"/>
-              <w:left w:val="single" w:sz="4" w:space="0" w:color="000000"/>
-              <w:bottom w:val="single" w:sz="4" w:space="0" w:color="000000"/>
+              <w:top w:val="nil"/>
+              <w:left w:val="single" w:sz="4" w:space="0" w:color="000000"/>
+              <w:bottom w:val="nil"/>
               <w:right w:val="single" w:sz="4" w:space="0" w:color="000000"/>
             </w:tcBorders>
           </w:tcPr>
@@ -1497,9 +1497,9 @@
           <w:tcPr>
             <w:tcW w:w="1281" w:type="dxa"/>
             <w:tcBorders>
-              <w:top w:val="single" w:sz="4" w:space="0" w:color="000000"/>
-              <w:left w:val="single" w:sz="4" w:space="0" w:color="000000"/>
-              <w:bottom w:val="single" w:sz="4" w:space="0" w:color="000000"/>
+              <w:top w:val="nil"/>
+              <w:left w:val="single" w:sz="4" w:space="0" w:color="000000"/>
+              <w:bottom w:val="nil"/>
               <w:right w:val="single" w:sz="4" w:space="0" w:color="000000"/>
             </w:tcBorders>
           </w:tcPr>
@@ -1531,9 +1531,9 @@
             <w:tcW w:w="4185" w:type="dxa"/>
             <w:gridSpan w:val="6"/>
             <w:tcBorders>
-              <w:top w:val="single" w:sz="4" w:space="0" w:color="000000"/>
-              <w:left w:val="single" w:sz="4" w:space="0" w:color="000000"/>
-              <w:bottom w:val="single" w:sz="4" w:space="0" w:color="000000"/>
+              <w:top w:val="nil"/>
+              <w:left w:val="single" w:sz="4" w:space="0" w:color="000000"/>
+              <w:bottom w:val="nil"/>
               <w:right w:val="single" w:sz="4" w:space="0" w:color="000000"/>
             </w:tcBorders>
           </w:tcPr>
@@ -1555,46 +1555,6 @@
                 <w:szCs w:val="22"/>
               </w:rPr>
               <w:t>{{item.description}}</w:t>
-            </w:r>
-          </w:p>
-          <w:p>
-            <w:pPr>
-              <w:pStyle w:val="normal1"/>
-              <w:spacing w:lineRule="auto" w:line="228" w:before="19" w:after="0"/>
-              <w:rPr>
-                <w:rFonts w:ascii="Arial" w:hAnsi="Arial" w:eastAsia="Arial" w:cs="Arial"/>
-                <w:color w:val="000000"/>
-                <w:sz w:val="20"/>
-                <w:szCs w:val="20"/>
-              </w:rPr>
-            </w:pPr>
-            <w:r>
-              <w:rPr>
-                <w:rFonts w:eastAsia="Arial" w:cs="Arial" w:ascii="Arial" w:hAnsi="Arial"/>
-                <w:color w:val="000000"/>
-                <w:sz w:val="20"/>
-                <w:szCs w:val="20"/>
-              </w:rPr>
-            </w:r>
-          </w:p>
-          <w:p>
-            <w:pPr>
-              <w:pStyle w:val="normal1"/>
-              <w:spacing w:lineRule="auto" w:line="228" w:before="19" w:after="0"/>
-              <w:rPr>
-                <w:rFonts w:ascii="Arial" w:hAnsi="Arial" w:eastAsia="Arial" w:cs="Arial"/>
-                <w:color w:val="000000"/>
-                <w:sz w:val="20"/>
-                <w:szCs w:val="20"/>
-              </w:rPr>
-            </w:pPr>
-            <w:r>
-              <w:rPr>
-                <w:rFonts w:eastAsia="Arial" w:cs="Arial" w:ascii="Arial" w:hAnsi="Arial"/>
-                <w:color w:val="000000"/>
-                <w:sz w:val="20"/>
-                <w:szCs w:val="20"/>
-              </w:rPr>
             </w:r>
           </w:p>
         </w:tc>
@@ -1603,9 +1563,9 @@
             <w:tcW w:w="1170" w:type="dxa"/>
             <w:gridSpan w:val="2"/>
             <w:tcBorders>
-              <w:top w:val="single" w:sz="4" w:space="0" w:color="000000"/>
-              <w:left w:val="single" w:sz="4" w:space="0" w:color="000000"/>
-              <w:bottom w:val="single" w:sz="4" w:space="0" w:color="000000"/>
+              <w:top w:val="nil"/>
+              <w:left w:val="single" w:sz="4" w:space="0" w:color="000000"/>
+              <w:bottom w:val="nil"/>
               <w:right w:val="single" w:sz="4" w:space="0" w:color="000000"/>
             </w:tcBorders>
           </w:tcPr>
@@ -1635,9 +1595,9 @@
           <w:tcPr>
             <w:tcW w:w="1117" w:type="dxa"/>
             <w:tcBorders>
-              <w:top w:val="single" w:sz="4" w:space="0" w:color="000000"/>
-              <w:left w:val="single" w:sz="4" w:space="0" w:color="000000"/>
-              <w:bottom w:val="single" w:sz="4" w:space="0" w:color="000000"/>
+              <w:top w:val="nil"/>
+              <w:left w:val="single" w:sz="4" w:space="0" w:color="000000"/>
+              <w:bottom w:val="nil"/>
               <w:right w:val="single" w:sz="4" w:space="0" w:color="000000"/>
             </w:tcBorders>
           </w:tcPr>
@@ -1681,9 +1641,9 @@
           <w:tcPr>
             <w:tcW w:w="1312" w:type="dxa"/>
             <w:tcBorders>
-              <w:top w:val="single" w:sz="4" w:space="0" w:color="000000"/>
-              <w:left w:val="single" w:sz="4" w:space="0" w:color="000000"/>
-              <w:bottom w:val="single" w:sz="4" w:space="0" w:color="000000"/>
+              <w:top w:val="nil"/>
+              <w:left w:val="single" w:sz="4" w:space="0" w:color="000000"/>
+              <w:bottom w:val="nil"/>
               <w:right w:val="single" w:sz="4" w:space="0" w:color="000000"/>
             </w:tcBorders>
           </w:tcPr>

--- a/templates/PI FORMAT.docx
+++ b/templates/PI FORMAT.docx
@@ -43,8 +43,8 @@
         <w:tblLook w:val="0400"/>
       </w:tblPr>
       <w:tblGrid>
-        <w:gridCol w:w="579"/>
-        <w:gridCol w:w="1281"/>
+        <w:gridCol w:w="578"/>
+        <w:gridCol w:w="1282"/>
         <w:gridCol w:w="687"/>
         <w:gridCol w:w="1046"/>
         <w:gridCol w:w="1363"/>
@@ -53,8 +53,8 @@
         <w:gridCol w:w="21"/>
         <w:gridCol w:w="759"/>
         <w:gridCol w:w="411"/>
-        <w:gridCol w:w="1117"/>
-        <w:gridCol w:w="1312"/>
+        <w:gridCol w:w="1118"/>
+        <w:gridCol w:w="1311"/>
       </w:tblGrid>
       <w:tr>
         <w:trPr>
@@ -1208,7 +1208,7 @@
         </w:trPr>
         <w:tc>
           <w:tcPr>
-            <w:tcW w:w="579" w:type="dxa"/>
+            <w:tcW w:w="578" w:type="dxa"/>
             <w:tcBorders>
               <w:top w:val="single" w:sz="4" w:space="0" w:color="000000"/>
               <w:left w:val="single" w:sz="4" w:space="0" w:color="000000"/>
@@ -1245,7 +1245,7 @@
         </w:tc>
         <w:tc>
           <w:tcPr>
-            <w:tcW w:w="1281" w:type="dxa"/>
+            <w:tcW w:w="1282" w:type="dxa"/>
             <w:tcBorders>
               <w:top w:val="single" w:sz="4" w:space="0" w:color="000000"/>
               <w:left w:val="single" w:sz="4" w:space="0" w:color="000000"/>
@@ -1358,7 +1358,7 @@
         </w:tc>
         <w:tc>
           <w:tcPr>
-            <w:tcW w:w="1117" w:type="dxa"/>
+            <w:tcW w:w="1118" w:type="dxa"/>
             <w:tcBorders>
               <w:top w:val="single" w:sz="4" w:space="0" w:color="000000"/>
               <w:left w:val="single" w:sz="4" w:space="0" w:color="000000"/>
@@ -1395,7 +1395,7 @@
         </w:tc>
         <w:tc>
           <w:tcPr>
-            <w:tcW w:w="1312" w:type="dxa"/>
+            <w:tcW w:w="1311" w:type="dxa"/>
             <w:tcBorders>
               <w:top w:val="single" w:sz="4" w:space="0" w:color="000000"/>
               <w:left w:val="single" w:sz="4" w:space="0" w:color="000000"/>
@@ -1463,11 +1463,9 @@
         <w:trPr/>
         <w:tc>
           <w:tcPr>
-            <w:tcW w:w="579" w:type="dxa"/>
-            <w:tcBorders>
-              <w:top w:val="nil"/>
-              <w:left w:val="single" w:sz="4" w:space="0" w:color="000000"/>
-              <w:bottom w:val="nil"/>
+            <w:tcW w:w="578" w:type="dxa"/>
+            <w:tcBorders>
+              <w:left w:val="single" w:sz="4" w:space="0" w:color="000000"/>
               <w:right w:val="single" w:sz="4" w:space="0" w:color="000000"/>
             </w:tcBorders>
           </w:tcPr>
@@ -1495,11 +1493,9 @@
         </w:tc>
         <w:tc>
           <w:tcPr>
-            <w:tcW w:w="1281" w:type="dxa"/>
-            <w:tcBorders>
-              <w:top w:val="nil"/>
-              <w:left w:val="single" w:sz="4" w:space="0" w:color="000000"/>
-              <w:bottom w:val="nil"/>
+            <w:tcW w:w="1282" w:type="dxa"/>
+            <w:tcBorders>
+              <w:left w:val="single" w:sz="4" w:space="0" w:color="000000"/>
               <w:right w:val="single" w:sz="4" w:space="0" w:color="000000"/>
             </w:tcBorders>
           </w:tcPr>
@@ -1531,9 +1527,7 @@
             <w:tcW w:w="4185" w:type="dxa"/>
             <w:gridSpan w:val="6"/>
             <w:tcBorders>
-              <w:top w:val="nil"/>
-              <w:left w:val="single" w:sz="4" w:space="0" w:color="000000"/>
-              <w:bottom w:val="nil"/>
+              <w:left w:val="single" w:sz="4" w:space="0" w:color="000000"/>
               <w:right w:val="single" w:sz="4" w:space="0" w:color="000000"/>
             </w:tcBorders>
           </w:tcPr>
@@ -1563,9 +1557,7 @@
             <w:tcW w:w="1170" w:type="dxa"/>
             <w:gridSpan w:val="2"/>
             <w:tcBorders>
-              <w:top w:val="nil"/>
-              <w:left w:val="single" w:sz="4" w:space="0" w:color="000000"/>
-              <w:bottom w:val="nil"/>
+              <w:left w:val="single" w:sz="4" w:space="0" w:color="000000"/>
               <w:right w:val="single" w:sz="4" w:space="0" w:color="000000"/>
             </w:tcBorders>
           </w:tcPr>
@@ -1593,11 +1585,9 @@
         </w:tc>
         <w:tc>
           <w:tcPr>
-            <w:tcW w:w="1117" w:type="dxa"/>
-            <w:tcBorders>
-              <w:top w:val="nil"/>
-              <w:left w:val="single" w:sz="4" w:space="0" w:color="000000"/>
-              <w:bottom w:val="nil"/>
+            <w:tcW w:w="1118" w:type="dxa"/>
+            <w:tcBorders>
+              <w:left w:val="single" w:sz="4" w:space="0" w:color="000000"/>
               <w:right w:val="single" w:sz="4" w:space="0" w:color="000000"/>
             </w:tcBorders>
           </w:tcPr>
@@ -1639,11 +1629,9 @@
         </w:tc>
         <w:tc>
           <w:tcPr>
-            <w:tcW w:w="1312" w:type="dxa"/>
-            <w:tcBorders>
-              <w:top w:val="nil"/>
-              <w:left w:val="single" w:sz="4" w:space="0" w:color="000000"/>
-              <w:bottom w:val="nil"/>
+            <w:tcW w:w="1311" w:type="dxa"/>
+            <w:tcBorders>
+              <w:left w:val="single" w:sz="4" w:space="0" w:color="000000"/>
               <w:right w:val="single" w:sz="4" w:space="0" w:color="000000"/>
             </w:tcBorders>
           </w:tcPr>
@@ -1712,7 +1700,7 @@
         </w:trPr>
         <w:tc>
           <w:tcPr>
-            <w:tcW w:w="8332" w:type="dxa"/>
+            <w:tcW w:w="8333" w:type="dxa"/>
             <w:gridSpan w:val="11"/>
             <w:tcBorders>
               <w:top w:val="single" w:sz="4" w:space="0" w:color="000000"/>
@@ -1772,7 +1760,7 @@
         </w:tc>
         <w:tc>
           <w:tcPr>
-            <w:tcW w:w="1312" w:type="dxa"/>
+            <w:tcW w:w="1311" w:type="dxa"/>
             <w:tcBorders>
               <w:top w:val="single" w:sz="4" w:space="0" w:color="000000"/>
               <w:left w:val="single" w:sz="4" w:space="0" w:color="000000"/>
@@ -2020,7 +2008,29 @@
                 <w:sz w:val="22"/>
                 <w:szCs w:val="22"/>
               </w:rPr>
-              <w:t>For Horizon Enterprise</w:t>
+              <w:t>F</w:t>
+            </w:r>
+            <w:r>
+              <w:rPr>
+                <w:rFonts w:eastAsia="Arial" w:cs="Arial" w:ascii="Arial" w:hAnsi="Arial"/>
+                <w:b/>
+                <w:bCs/>
+                <w:color w:val="000000"/>
+                <w:sz w:val="22"/>
+                <w:szCs w:val="22"/>
+              </w:rPr>
+              <w:t>OR</w:t>
+            </w:r>
+            <w:r>
+              <w:rPr>
+                <w:rFonts w:eastAsia="Arial" w:cs="Arial" w:ascii="Arial" w:hAnsi="Arial"/>
+                <w:b/>
+                <w:bCs/>
+                <w:color w:val="000000"/>
+                <w:sz w:val="22"/>
+                <w:szCs w:val="22"/>
+              </w:rPr>
+              <w:t xml:space="preserve"> Horizon Enterprise</w:t>
             </w:r>
           </w:p>
           <w:p>
@@ -2075,17 +2085,6 @@
                   </a:graphic>
                 </wp:inline>
               </w:drawing>
-            </w:r>
-            <w:r>
-              <w:rPr>
-                <w:rFonts w:eastAsia="Arial" w:cs="Arial" w:ascii="Arial" w:hAnsi="Arial"/>
-                <w:b/>
-                <w:bCs/>
-                <w:color w:val="000000"/>
-                <w:sz w:val="22"/>
-                <w:szCs w:val="22"/>
-              </w:rPr>
-              <w:t xml:space="preserve"> </w:t>
             </w:r>
           </w:p>
           <w:p>

--- a/templates/PI FORMAT.docx
+++ b/templates/PI FORMAT.docx
@@ -24,7 +24,7 @@
           <w:sz w:val="36"/>
           <w:szCs w:val="36"/>
         </w:rPr>
-        <w:t>PROFORMA invoice</w:t>
+        <w:t>PROFORMA INVOICE</w:t>
       </w:r>
     </w:p>
     <w:tbl>
@@ -43,18 +43,16 @@
         <w:tblLook w:val="0400"/>
       </w:tblPr>
       <w:tblGrid>
-        <w:gridCol w:w="578"/>
-        <w:gridCol w:w="1282"/>
+        <w:gridCol w:w="576"/>
+        <w:gridCol w:w="1284"/>
         <w:gridCol w:w="687"/>
         <w:gridCol w:w="1046"/>
         <w:gridCol w:w="1363"/>
-        <w:gridCol w:w="796"/>
-        <w:gridCol w:w="272"/>
-        <w:gridCol w:w="21"/>
-        <w:gridCol w:w="759"/>
+        <w:gridCol w:w="984"/>
+        <w:gridCol w:w="864"/>
         <w:gridCol w:w="411"/>
-        <w:gridCol w:w="1118"/>
-        <w:gridCol w:w="1311"/>
+        <w:gridCol w:w="1120"/>
+        <w:gridCol w:w="1309"/>
       </w:tblGrid>
       <w:tr>
         <w:trPr>
@@ -190,7 +188,7 @@
         </w:tc>
         <w:tc>
           <w:tcPr>
-            <w:tcW w:w="2159" w:type="dxa"/>
+            <w:tcW w:w="2347" w:type="dxa"/>
             <w:gridSpan w:val="2"/>
             <w:tcBorders>
               <w:top w:val="single" w:sz="4" w:space="0" w:color="000000"/>
@@ -250,8 +248,8 @@
         </w:tc>
         <w:tc>
           <w:tcPr>
-            <w:tcW w:w="3892" w:type="dxa"/>
-            <w:gridSpan w:val="6"/>
+            <w:tcW w:w="3704" w:type="dxa"/>
+            <w:gridSpan w:val="4"/>
             <w:tcBorders>
               <w:top w:val="single" w:sz="4" w:space="0" w:color="000000"/>
               <w:left w:val="single" w:sz="4" w:space="0" w:color="000000"/>
@@ -396,8 +394,8 @@
         </w:tc>
         <w:tc>
           <w:tcPr>
-            <w:tcW w:w="2431" w:type="dxa"/>
-            <w:gridSpan w:val="3"/>
+            <w:tcW w:w="2347" w:type="dxa"/>
+            <w:gridSpan w:val="2"/>
             <w:tcBorders>
               <w:top w:val="single" w:sz="4" w:space="0" w:color="000000"/>
               <w:left w:val="single" w:sz="4" w:space="0" w:color="000000"/>
@@ -454,8 +452,8 @@
         </w:tc>
         <w:tc>
           <w:tcPr>
-            <w:tcW w:w="3620" w:type="dxa"/>
-            <w:gridSpan w:val="5"/>
+            <w:tcW w:w="3704" w:type="dxa"/>
+            <w:gridSpan w:val="4"/>
             <w:tcBorders>
               <w:top w:val="single" w:sz="4" w:space="0" w:color="000000"/>
               <w:left w:val="single" w:sz="4" w:space="0" w:color="000000"/>
@@ -515,7 +513,7 @@
         <w:tc>
           <w:tcPr>
             <w:tcW w:w="9644" w:type="dxa"/>
-            <w:gridSpan w:val="12"/>
+            <w:gridSpan w:val="10"/>
             <w:tcBorders>
               <w:top w:val="single" w:sz="4" w:space="0" w:color="000000"/>
               <w:left w:val="single" w:sz="4" w:space="0" w:color="000000"/>
@@ -716,7 +714,7 @@
         <w:tc>
           <w:tcPr>
             <w:tcW w:w="1848" w:type="dxa"/>
-            <w:gridSpan w:val="4"/>
+            <w:gridSpan w:val="2"/>
             <w:tcBorders>
               <w:top w:val="single" w:sz="4" w:space="0" w:color="000000"/>
               <w:left w:val="single" w:sz="4" w:space="0" w:color="000000"/>
@@ -936,7 +934,7 @@
         <w:tc>
           <w:tcPr>
             <w:tcW w:w="4688" w:type="dxa"/>
-            <w:gridSpan w:val="7"/>
+            <w:gridSpan w:val="5"/>
             <w:vMerge w:val="restart"/>
             <w:tcBorders>
               <w:top w:val="single" w:sz="4" w:space="0" w:color="000000"/>
@@ -1000,12 +998,7 @@
               </w:rPr>
             </w:pPr>
             <w:r>
-              <w:rPr>
-                <w:rFonts w:eastAsia="Arial" w:cs="Arial" w:ascii="Arial" w:hAnsi="Arial"/>
-                <w:sz w:val="22"/>
-                <w:szCs w:val="22"/>
-              </w:rPr>
-              <w:t>{{delivery_terms}}</w:t>
+              <w:rPr/>
             </w:r>
           </w:p>
           <w:p>
@@ -1165,7 +1158,7 @@
         <w:tc>
           <w:tcPr>
             <w:tcW w:w="4688" w:type="dxa"/>
-            <w:gridSpan w:val="7"/>
+            <w:gridSpan w:val="5"/>
             <w:vMerge w:val="continue"/>
             <w:tcBorders>
               <w:top w:val="single" w:sz="4" w:space="0" w:color="000000"/>
@@ -1208,7 +1201,7 @@
         </w:trPr>
         <w:tc>
           <w:tcPr>
-            <w:tcW w:w="578" w:type="dxa"/>
+            <w:tcW w:w="576" w:type="dxa"/>
             <w:tcBorders>
               <w:top w:val="single" w:sz="4" w:space="0" w:color="000000"/>
               <w:left w:val="single" w:sz="4" w:space="0" w:color="000000"/>
@@ -1245,7 +1238,7 @@
         </w:tc>
         <w:tc>
           <w:tcPr>
-            <w:tcW w:w="1282" w:type="dxa"/>
+            <w:tcW w:w="1284" w:type="dxa"/>
             <w:tcBorders>
               <w:top w:val="single" w:sz="4" w:space="0" w:color="000000"/>
               <w:left w:val="single" w:sz="4" w:space="0" w:color="000000"/>
@@ -1282,8 +1275,8 @@
         </w:tc>
         <w:tc>
           <w:tcPr>
-            <w:tcW w:w="4185" w:type="dxa"/>
-            <w:gridSpan w:val="6"/>
+            <w:tcW w:w="4080" w:type="dxa"/>
+            <w:gridSpan w:val="4"/>
             <w:tcBorders>
               <w:top w:val="single" w:sz="4" w:space="0" w:color="000000"/>
               <w:left w:val="single" w:sz="4" w:space="0" w:color="000000"/>
@@ -1320,7 +1313,7 @@
         </w:tc>
         <w:tc>
           <w:tcPr>
-            <w:tcW w:w="1170" w:type="dxa"/>
+            <w:tcW w:w="1275" w:type="dxa"/>
             <w:gridSpan w:val="2"/>
             <w:tcBorders>
               <w:top w:val="single" w:sz="4" w:space="0" w:color="000000"/>
@@ -1358,7 +1351,7 @@
         </w:tc>
         <w:tc>
           <w:tcPr>
-            <w:tcW w:w="1118" w:type="dxa"/>
+            <w:tcW w:w="1120" w:type="dxa"/>
             <w:tcBorders>
               <w:top w:val="single" w:sz="4" w:space="0" w:color="000000"/>
               <w:left w:val="single" w:sz="4" w:space="0" w:color="000000"/>
@@ -1395,7 +1388,7 @@
         </w:tc>
         <w:tc>
           <w:tcPr>
-            <w:tcW w:w="1311" w:type="dxa"/>
+            <w:tcW w:w="1309" w:type="dxa"/>
             <w:tcBorders>
               <w:top w:val="single" w:sz="4" w:space="0" w:color="000000"/>
               <w:left w:val="single" w:sz="4" w:space="0" w:color="000000"/>
@@ -1438,7 +1431,7 @@
         <w:tc>
           <w:tcPr>
             <w:tcW w:w="9644" w:type="dxa"/>
-            <w:gridSpan w:val="12"/>
+            <w:gridSpan w:val="10"/>
             <w:tcBorders/>
           </w:tcPr>
           <w:p>
@@ -1463,7 +1456,7 @@
         <w:trPr/>
         <w:tc>
           <w:tcPr>
-            <w:tcW w:w="578" w:type="dxa"/>
+            <w:tcW w:w="576" w:type="dxa"/>
             <w:tcBorders>
               <w:left w:val="single" w:sz="4" w:space="0" w:color="000000"/>
               <w:right w:val="single" w:sz="4" w:space="0" w:color="000000"/>
@@ -1493,7 +1486,7 @@
         </w:tc>
         <w:tc>
           <w:tcPr>
-            <w:tcW w:w="1282" w:type="dxa"/>
+            <w:tcW w:w="1284" w:type="dxa"/>
             <w:tcBorders>
               <w:left w:val="single" w:sz="4" w:space="0" w:color="000000"/>
               <w:right w:val="single" w:sz="4" w:space="0" w:color="000000"/>
@@ -1524,8 +1517,8 @@
         </w:tc>
         <w:tc>
           <w:tcPr>
-            <w:tcW w:w="4185" w:type="dxa"/>
-            <w:gridSpan w:val="6"/>
+            <w:tcW w:w="4080" w:type="dxa"/>
+            <w:gridSpan w:val="4"/>
             <w:tcBorders>
               <w:left w:val="single" w:sz="4" w:space="0" w:color="000000"/>
               <w:right w:val="single" w:sz="4" w:space="0" w:color="000000"/>
@@ -1554,7 +1547,7 @@
         </w:tc>
         <w:tc>
           <w:tcPr>
-            <w:tcW w:w="1170" w:type="dxa"/>
+            <w:tcW w:w="1275" w:type="dxa"/>
             <w:gridSpan w:val="2"/>
             <w:tcBorders>
               <w:left w:val="single" w:sz="4" w:space="0" w:color="000000"/>
@@ -1585,7 +1578,7 @@
         </w:tc>
         <w:tc>
           <w:tcPr>
-            <w:tcW w:w="1118" w:type="dxa"/>
+            <w:tcW w:w="1120" w:type="dxa"/>
             <w:tcBorders>
               <w:left w:val="single" w:sz="4" w:space="0" w:color="000000"/>
               <w:right w:val="single" w:sz="4" w:space="0" w:color="000000"/>
@@ -1629,7 +1622,7 @@
         </w:tc>
         <w:tc>
           <w:tcPr>
-            <w:tcW w:w="1311" w:type="dxa"/>
+            <w:tcW w:w="1309" w:type="dxa"/>
             <w:tcBorders>
               <w:left w:val="single" w:sz="4" w:space="0" w:color="000000"/>
               <w:right w:val="single" w:sz="4" w:space="0" w:color="000000"/>
@@ -1675,7 +1668,7 @@
         <w:tc>
           <w:tcPr>
             <w:tcW w:w="9644" w:type="dxa"/>
-            <w:gridSpan w:val="12"/>
+            <w:gridSpan w:val="10"/>
             <w:tcBorders/>
           </w:tcPr>
           <w:p>
@@ -1700,8 +1693,8 @@
         </w:trPr>
         <w:tc>
           <w:tcPr>
-            <w:tcW w:w="8333" w:type="dxa"/>
-            <w:gridSpan w:val="11"/>
+            <w:tcW w:w="8335" w:type="dxa"/>
+            <w:gridSpan w:val="9"/>
             <w:tcBorders>
               <w:top w:val="single" w:sz="4" w:space="0" w:color="000000"/>
               <w:left w:val="single" w:sz="4" w:space="0" w:color="000000"/>
@@ -1754,13 +1747,13 @@
                 <w:sz w:val="22"/>
                 <w:szCs w:val="22"/>
               </w:rPr>
-              <w:t>UNITS (USD)</w:t>
-            </w:r>
-          </w:p>
-        </w:tc>
-        <w:tc>
-          <w:tcPr>
-            <w:tcW w:w="1311" w:type="dxa"/>
+              <w:t>UNITS CIF(USD)</w:t>
+            </w:r>
+          </w:p>
+        </w:tc>
+        <w:tc>
+          <w:tcPr>
+            <w:tcW w:w="1309" w:type="dxa"/>
             <w:tcBorders>
               <w:top w:val="single" w:sz="4" w:space="0" w:color="000000"/>
               <w:left w:val="single" w:sz="4" w:space="0" w:color="000000"/>
@@ -1802,7 +1795,7 @@
         <w:tc>
           <w:tcPr>
             <w:tcW w:w="9644" w:type="dxa"/>
-            <w:gridSpan w:val="12"/>
+            <w:gridSpan w:val="10"/>
             <w:tcBorders>
               <w:top w:val="single" w:sz="4" w:space="0" w:color="000000"/>
               <w:left w:val="single" w:sz="4" w:space="0" w:color="000000"/>
@@ -1825,8 +1818,9 @@
             <w:r>
               <w:rPr>
                 <w:rFonts w:eastAsia="Arial" w:cs="Arial" w:ascii="Arial" w:hAnsi="Arial"/>
-                <w:sz w:val="22"/>
-                <w:szCs w:val="22"/>
+                <w:b/>
+                <w:sz w:val="18"/>
+                <w:szCs w:val="18"/>
               </w:rPr>
               <w:t>{{amount_usd_words}}</w:t>
             </w:r>
@@ -1979,7 +1973,7 @@
         <w:tc>
           <w:tcPr>
             <w:tcW w:w="4688" w:type="dxa"/>
-            <w:gridSpan w:val="7"/>
+            <w:gridSpan w:val="5"/>
             <w:tcBorders>
               <w:top w:val="single" w:sz="4" w:space="0" w:color="000000"/>
               <w:left w:val="single" w:sz="4" w:space="0" w:color="000000"/>
@@ -2008,29 +2002,7 @@
                 <w:sz w:val="22"/>
                 <w:szCs w:val="22"/>
               </w:rPr>
-              <w:t>F</w:t>
-            </w:r>
-            <w:r>
-              <w:rPr>
-                <w:rFonts w:eastAsia="Arial" w:cs="Arial" w:ascii="Arial" w:hAnsi="Arial"/>
-                <w:b/>
-                <w:bCs/>
-                <w:color w:val="000000"/>
-                <w:sz w:val="22"/>
-                <w:szCs w:val="22"/>
-              </w:rPr>
-              <w:t>OR</w:t>
-            </w:r>
-            <w:r>
-              <w:rPr>
-                <w:rFonts w:eastAsia="Arial" w:cs="Arial" w:ascii="Arial" w:hAnsi="Arial"/>
-                <w:b/>
-                <w:bCs/>
-                <w:color w:val="000000"/>
-                <w:sz w:val="22"/>
-                <w:szCs w:val="22"/>
-              </w:rPr>
-              <w:t xml:space="preserve"> Horizon Enterprise</w:t>
+              <w:t>FOR Horizon Enterprise</w:t>
             </w:r>
           </w:p>
           <w:p>

--- a/templates/PI FORMAT.docx
+++ b/templates/PI FORMAT.docx
@@ -43,16 +43,16 @@
         <w:tblLook w:val="0400"/>
       </w:tblPr>
       <w:tblGrid>
-        <w:gridCol w:w="576"/>
-        <w:gridCol w:w="1284"/>
+        <w:gridCol w:w="575"/>
+        <w:gridCol w:w="1285"/>
         <w:gridCol w:w="687"/>
         <w:gridCol w:w="1046"/>
         <w:gridCol w:w="1363"/>
         <w:gridCol w:w="984"/>
         <w:gridCol w:w="864"/>
         <w:gridCol w:w="411"/>
-        <w:gridCol w:w="1120"/>
-        <w:gridCol w:w="1309"/>
+        <w:gridCol w:w="1121"/>
+        <w:gridCol w:w="1308"/>
       </w:tblGrid>
       <w:tr>
         <w:trPr>
@@ -75,22 +75,18 @@
               <w:pStyle w:val="normal1"/>
               <w:ind w:hanging="0" w:left="66"/>
               <w:rPr>
-                <w:rFonts w:ascii="Arial" w:hAnsi="Arial" w:eastAsia="Arial" w:cs="Arial"/>
-                <w:b/>
-                <w:bCs/>
-                <w:color w:val="000000"/>
-                <w:sz w:val="22"/>
-                <w:szCs w:val="22"/>
-              </w:rPr>
-            </w:pPr>
-            <w:r>
-              <w:rPr>
-                <w:rFonts w:eastAsia="Arial" w:cs="Arial" w:ascii="Arial" w:hAnsi="Arial"/>
-                <w:b/>
-                <w:bCs/>
-                <w:color w:val="000000"/>
-                <w:sz w:val="22"/>
-                <w:szCs w:val="22"/>
+                <w:sz w:val="20"/>
+                <w:szCs w:val="20"/>
+              </w:rPr>
+            </w:pPr>
+            <w:r>
+              <w:rPr>
+                <w:rFonts w:eastAsia="Arial" w:cs="Arial" w:ascii="Arial" w:hAnsi="Arial"/>
+                <w:b/>
+                <w:bCs/>
+                <w:color w:val="000000"/>
+                <w:sz w:val="20"/>
+                <w:szCs w:val="20"/>
               </w:rPr>
               <w:t>EXPORTER / MANUFACTURER</w:t>
             </w:r>
@@ -102,20 +98,17 @@
               <w:spacing w:lineRule="auto" w:line="247"/>
               <w:ind w:firstLine="19" w:left="76" w:right="456"/>
               <w:rPr>
-                <w:rFonts w:ascii="Arial" w:hAnsi="Arial" w:eastAsia="Arial" w:cs="Arial"/>
-                <w:b/>
-                <w:bCs/>
-                <w:sz w:val="22"/>
-                <w:szCs w:val="22"/>
-              </w:rPr>
-            </w:pPr>
-            <w:r>
-              <w:rPr>
-                <w:rFonts w:eastAsia="Arial" w:cs="Arial" w:ascii="Arial" w:hAnsi="Arial"/>
-                <w:b/>
-                <w:bCs/>
-                <w:sz w:val="22"/>
-                <w:szCs w:val="22"/>
+                <w:sz w:val="20"/>
+                <w:szCs w:val="20"/>
+              </w:rPr>
+            </w:pPr>
+            <w:r>
+              <w:rPr>
+                <w:rFonts w:eastAsia="Arial" w:cs="Arial" w:ascii="Arial" w:hAnsi="Arial"/>
+                <w:b/>
+                <w:bCs/>
+                <w:sz w:val="20"/>
+                <w:szCs w:val="20"/>
               </w:rPr>
               <w:t>{{exporter.company_name}}</w:t>
             </w:r>
@@ -127,16 +120,15 @@
               <w:spacing w:lineRule="auto" w:line="228" w:before="10" w:after="0"/>
               <w:ind w:firstLine="1" w:left="76" w:right="319"/>
               <w:rPr>
-                <w:rFonts w:ascii="Arial" w:hAnsi="Arial" w:eastAsia="Arial" w:cs="Arial"/>
-                <w:sz w:val="22"/>
-                <w:szCs w:val="22"/>
-              </w:rPr>
-            </w:pPr>
-            <w:r>
-              <w:rPr>
-                <w:rFonts w:eastAsia="Arial" w:cs="Arial" w:ascii="Arial" w:hAnsi="Arial"/>
-                <w:sz w:val="22"/>
-                <w:szCs w:val="22"/>
+                <w:sz w:val="20"/>
+                <w:szCs w:val="20"/>
+              </w:rPr>
+            </w:pPr>
+            <w:r>
+              <w:rPr>
+                <w:rFonts w:eastAsia="Arial" w:cs="Arial" w:ascii="Arial" w:hAnsi="Arial"/>
+                <w:sz w:val="20"/>
+                <w:szCs w:val="20"/>
               </w:rPr>
               <w:t>{{exporter.address}}</w:t>
             </w:r>
@@ -148,16 +140,15 @@
               <w:spacing w:lineRule="auto" w:line="240" w:before="19" w:after="0"/>
               <w:ind w:hanging="0" w:left="72"/>
               <w:rPr>
-                <w:rFonts w:ascii="Arial" w:hAnsi="Arial" w:eastAsia="Arial" w:cs="Arial"/>
-                <w:sz w:val="22"/>
-                <w:szCs w:val="22"/>
-              </w:rPr>
-            </w:pPr>
-            <w:r>
-              <w:rPr>
-                <w:rFonts w:eastAsia="Arial" w:cs="Arial" w:ascii="Arial" w:hAnsi="Arial"/>
-                <w:sz w:val="22"/>
-                <w:szCs w:val="22"/>
+                <w:sz w:val="20"/>
+                <w:szCs w:val="20"/>
+              </w:rPr>
+            </w:pPr>
+            <w:r>
+              <w:rPr>
+                <w:rFonts w:eastAsia="Arial" w:cs="Arial" w:ascii="Arial" w:hAnsi="Arial"/>
+                <w:sz w:val="20"/>
+                <w:szCs w:val="20"/>
               </w:rPr>
               <w:t>{{exporter.phone}}</w:t>
             </w:r>
@@ -171,17 +162,17 @@
                 <w:rFonts w:ascii="Arial" w:hAnsi="Arial" w:eastAsia="Arial" w:cs="Arial"/>
                 <w:b/>
                 <w:bCs/>
-                <w:sz w:val="22"/>
-                <w:szCs w:val="22"/>
-              </w:rPr>
-            </w:pPr>
-            <w:r>
-              <w:rPr>
-                <w:rFonts w:eastAsia="Arial" w:cs="Arial" w:ascii="Arial" w:hAnsi="Arial"/>
-                <w:b/>
-                <w:bCs/>
-                <w:sz w:val="22"/>
-                <w:szCs w:val="22"/>
+                <w:sz w:val="20"/>
+                <w:szCs w:val="20"/>
+              </w:rPr>
+            </w:pPr>
+            <w:r>
+              <w:rPr>
+                <w:rFonts w:eastAsia="Arial" w:cs="Arial" w:ascii="Arial" w:hAnsi="Arial"/>
+                <w:b/>
+                <w:bCs/>
+                <w:sz w:val="20"/>
+                <w:szCs w:val="20"/>
               </w:rPr>
             </w:r>
           </w:p>
@@ -205,20 +196,18 @@
               <w:ind w:hanging="0" w:left="49"/>
               <w:jc w:val="center"/>
               <w:rPr>
-                <w:rFonts w:ascii="Arial" w:hAnsi="Arial" w:eastAsia="Arial" w:cs="Arial"/>
-                <w:color w:val="000000"/>
-                <w:sz w:val="22"/>
-                <w:szCs w:val="22"/>
-              </w:rPr>
-            </w:pPr>
-            <w:r>
-              <w:rPr>
-                <w:rFonts w:eastAsia="Arial" w:cs="Arial" w:ascii="Arial" w:hAnsi="Arial"/>
-                <w:b/>
-                <w:bCs/>
-                <w:color w:val="000000"/>
-                <w:sz w:val="22"/>
-                <w:szCs w:val="22"/>
+                <w:sz w:val="20"/>
+                <w:szCs w:val="20"/>
+              </w:rPr>
+            </w:pPr>
+            <w:r>
+              <w:rPr>
+                <w:rFonts w:eastAsia="Arial" w:cs="Arial" w:ascii="Arial" w:hAnsi="Arial"/>
+                <w:b/>
+                <w:bCs/>
+                <w:color w:val="000000"/>
+                <w:sz w:val="20"/>
+                <w:szCs w:val="20"/>
               </w:rPr>
               <w:t>INVOICE NO. &amp; DATE</w:t>
             </w:r>
@@ -231,16 +220,15 @@
               <w:ind w:hanging="0" w:left="99" w:right="35"/>
               <w:jc w:val="center"/>
               <w:rPr>
-                <w:rFonts w:ascii="Arial" w:hAnsi="Arial" w:eastAsia="Arial" w:cs="Arial"/>
-                <w:sz w:val="22"/>
-                <w:szCs w:val="22"/>
-              </w:rPr>
-            </w:pPr>
-            <w:r>
-              <w:rPr>
-                <w:rFonts w:eastAsia="Arial" w:cs="Arial" w:ascii="Arial" w:hAnsi="Arial"/>
-                <w:sz w:val="18"/>
-                <w:szCs w:val="18"/>
+                <w:sz w:val="20"/>
+                <w:szCs w:val="20"/>
+              </w:rPr>
+            </w:pPr>
+            <w:r>
+              <w:rPr>
+                <w:rFonts w:eastAsia="Arial" w:cs="Arial" w:ascii="Arial" w:hAnsi="Arial"/>
+                <w:sz w:val="20"/>
+                <w:szCs w:val="20"/>
               </w:rPr>
               <w:t>{{invoice_no}}  DT {{invoice_date}}</w:t>
             </w:r>
@@ -263,20 +251,18 @@
               <w:spacing w:lineRule="auto" w:line="240" w:before="59" w:after="0"/>
               <w:ind w:hanging="0" w:left="54" w:right="1524"/>
               <w:rPr>
-                <w:rFonts w:ascii="Arial" w:hAnsi="Arial" w:eastAsia="Arial" w:cs="Arial"/>
-                <w:color w:val="000000"/>
-                <w:sz w:val="22"/>
-                <w:szCs w:val="22"/>
-              </w:rPr>
-            </w:pPr>
-            <w:r>
-              <w:rPr>
-                <w:rFonts w:eastAsia="Arial" w:cs="Arial" w:ascii="Arial" w:hAnsi="Arial"/>
-                <w:b/>
-                <w:bCs/>
-                <w:color w:val="000000"/>
-                <w:sz w:val="22"/>
-                <w:szCs w:val="22"/>
+                <w:sz w:val="20"/>
+                <w:szCs w:val="20"/>
+              </w:rPr>
+            </w:pPr>
+            <w:r>
+              <w:rPr>
+                <w:rFonts w:eastAsia="Arial" w:cs="Arial" w:ascii="Arial" w:hAnsi="Arial"/>
+                <w:b/>
+                <w:bCs/>
+                <w:color w:val="000000"/>
+                <w:sz w:val="20"/>
+                <w:szCs w:val="20"/>
               </w:rPr>
               <w:t>EXPORTER'S REF.</w:t>
             </w:r>
@@ -287,18 +273,16 @@
               <w:spacing w:lineRule="auto" w:line="240" w:before="59" w:after="0"/>
               <w:ind w:hanging="0" w:left="54" w:right="205"/>
               <w:rPr>
-                <w:rFonts w:ascii="Arial" w:hAnsi="Arial" w:eastAsia="Arial" w:cs="Arial"/>
-                <w:color w:val="000000"/>
-                <w:sz w:val="22"/>
-                <w:szCs w:val="22"/>
-              </w:rPr>
-            </w:pPr>
-            <w:r>
-              <w:rPr>
-                <w:rFonts w:eastAsia="Arial" w:cs="Arial" w:ascii="Arial" w:hAnsi="Arial"/>
-                <w:color w:val="000000"/>
-                <w:sz w:val="22"/>
-                <w:szCs w:val="22"/>
+                <w:sz w:val="20"/>
+                <w:szCs w:val="20"/>
+              </w:rPr>
+            </w:pPr>
+            <w:r>
+              <w:rPr>
+                <w:rFonts w:eastAsia="Arial" w:cs="Arial" w:ascii="Arial" w:hAnsi="Arial"/>
+                <w:color w:val="000000"/>
+                <w:sz w:val="20"/>
+                <w:szCs w:val="20"/>
               </w:rPr>
               <w:t>IEC No:  AAMFH8677A</w:t>
             </w:r>
@@ -309,18 +293,16 @@
               <w:spacing w:lineRule="auto" w:line="240" w:before="59" w:after="0"/>
               <w:ind w:hanging="0" w:left="54" w:right="205"/>
               <w:rPr>
-                <w:rFonts w:ascii="Arial" w:hAnsi="Arial" w:eastAsia="Arial" w:cs="Arial"/>
-                <w:color w:val="000000"/>
-                <w:sz w:val="22"/>
-                <w:szCs w:val="22"/>
-              </w:rPr>
-            </w:pPr>
-            <w:r>
-              <w:rPr>
-                <w:rFonts w:eastAsia="Arial" w:cs="Arial" w:ascii="Arial" w:hAnsi="Arial"/>
-                <w:color w:val="000000"/>
-                <w:sz w:val="22"/>
-                <w:szCs w:val="22"/>
+                <w:sz w:val="20"/>
+                <w:szCs w:val="20"/>
+              </w:rPr>
+            </w:pPr>
+            <w:r>
+              <w:rPr>
+                <w:rFonts w:eastAsia="Arial" w:cs="Arial" w:ascii="Arial" w:hAnsi="Arial"/>
+                <w:color w:val="000000"/>
+                <w:sz w:val="20"/>
+                <w:szCs w:val="20"/>
               </w:rPr>
               <w:t>PAN No: AAMFH8677A</w:t>
             </w:r>
@@ -331,18 +313,16 @@
               <w:spacing w:lineRule="auto" w:line="240" w:before="29" w:after="0"/>
               <w:ind w:hanging="0" w:left="54"/>
               <w:rPr>
-                <w:rFonts w:ascii="Arial" w:hAnsi="Arial" w:eastAsia="Arial" w:cs="Arial"/>
-                <w:color w:val="000000"/>
-                <w:sz w:val="22"/>
-                <w:szCs w:val="22"/>
-              </w:rPr>
-            </w:pPr>
-            <w:r>
-              <w:rPr>
-                <w:rFonts w:eastAsia="Arial" w:cs="Arial" w:ascii="Arial" w:hAnsi="Arial"/>
-                <w:color w:val="000000"/>
-                <w:sz w:val="22"/>
-                <w:szCs w:val="22"/>
+                <w:sz w:val="20"/>
+                <w:szCs w:val="20"/>
+              </w:rPr>
+            </w:pPr>
+            <w:r>
+              <w:rPr>
+                <w:rFonts w:eastAsia="Arial" w:cs="Arial" w:ascii="Arial" w:hAnsi="Arial"/>
+                <w:color w:val="000000"/>
+                <w:sz w:val="20"/>
+                <w:szCs w:val="20"/>
               </w:rPr>
               <w:t>GST No: 24AAMFH8677A1Z8</w:t>
             </w:r>
@@ -378,16 +358,16 @@
               <w:rPr>
                 <w:rFonts w:ascii="Arial" w:hAnsi="Arial" w:eastAsia="Arial" w:cs="Arial"/>
                 <w:color w:val="000000"/>
-                <w:sz w:val="22"/>
-                <w:szCs w:val="22"/>
-              </w:rPr>
-            </w:pPr>
-            <w:r>
-              <w:rPr>
-                <w:rFonts w:eastAsia="Arial" w:cs="Arial" w:ascii="Arial" w:hAnsi="Arial"/>
-                <w:color w:val="000000"/>
-                <w:sz w:val="22"/>
-                <w:szCs w:val="22"/>
+                <w:sz w:val="20"/>
+                <w:szCs w:val="20"/>
+              </w:rPr>
+            </w:pPr>
+            <w:r>
+              <w:rPr>
+                <w:rFonts w:eastAsia="Arial" w:cs="Arial" w:ascii="Arial" w:hAnsi="Arial"/>
+                <w:color w:val="000000"/>
+                <w:sz w:val="20"/>
+                <w:szCs w:val="20"/>
               </w:rPr>
             </w:r>
           </w:p>
@@ -409,43 +389,39 @@
               <w:spacing w:lineRule="auto" w:line="240" w:before="55" w:after="0"/>
               <w:ind w:hanging="0" w:left="57"/>
               <w:rPr>
+                <w:sz w:val="20"/>
+                <w:szCs w:val="20"/>
+              </w:rPr>
+            </w:pPr>
+            <w:r>
+              <w:rPr>
+                <w:rFonts w:eastAsia="Arial" w:cs="Arial" w:ascii="Arial" w:hAnsi="Arial"/>
+                <w:b/>
+                <w:bCs/>
+                <w:color w:val="000000"/>
+                <w:sz w:val="20"/>
+                <w:szCs w:val="20"/>
+              </w:rPr>
+              <w:t>BUYER'S ORDER NO:</w:t>
+            </w:r>
+          </w:p>
+          <w:p>
+            <w:pPr>
+              <w:pStyle w:val="normal1"/>
+              <w:spacing w:lineRule="auto" w:line="240" w:before="55" w:after="0"/>
+              <w:rPr>
                 <w:rFonts w:ascii="Arial" w:hAnsi="Arial" w:eastAsia="Arial" w:cs="Arial"/>
-                <w:b/>
-                <w:bCs/>
-                <w:color w:val="000000"/>
-                <w:sz w:val="22"/>
-                <w:szCs w:val="22"/>
-              </w:rPr>
-            </w:pPr>
-            <w:r>
-              <w:rPr>
-                <w:rFonts w:eastAsia="Arial" w:cs="Arial" w:ascii="Arial" w:hAnsi="Arial"/>
-                <w:b/>
-                <w:bCs/>
-                <w:color w:val="000000"/>
-                <w:sz w:val="22"/>
-                <w:szCs w:val="22"/>
-              </w:rPr>
-              <w:t>BUYER'S ORDER NO:</w:t>
-            </w:r>
-          </w:p>
-          <w:p>
-            <w:pPr>
-              <w:pStyle w:val="normal1"/>
-              <w:spacing w:lineRule="auto" w:line="240" w:before="55" w:after="0"/>
-              <w:rPr>
-                <w:rFonts w:ascii="Arial" w:hAnsi="Arial" w:eastAsia="Arial" w:cs="Arial"/>
-                <w:color w:val="000000"/>
-                <w:sz w:val="22"/>
-                <w:szCs w:val="22"/>
-              </w:rPr>
-            </w:pPr>
-            <w:r>
-              <w:rPr>
-                <w:rFonts w:eastAsia="Arial" w:cs="Arial" w:ascii="Arial" w:hAnsi="Arial"/>
-                <w:color w:val="000000"/>
-                <w:sz w:val="22"/>
-                <w:szCs w:val="22"/>
+                <w:color w:val="000000"/>
+                <w:sz w:val="20"/>
+                <w:szCs w:val="20"/>
+              </w:rPr>
+            </w:pPr>
+            <w:r>
+              <w:rPr>
+                <w:rFonts w:eastAsia="Arial" w:cs="Arial" w:ascii="Arial" w:hAnsi="Arial"/>
+                <w:color w:val="000000"/>
+                <w:sz w:val="20"/>
+                <w:szCs w:val="20"/>
               </w:rPr>
             </w:r>
           </w:p>
@@ -467,40 +443,38 @@
               <w:spacing w:lineRule="auto" w:line="240" w:before="55" w:after="0"/>
               <w:ind w:hanging="0" w:left="56"/>
               <w:rPr>
+                <w:sz w:val="20"/>
+                <w:szCs w:val="20"/>
+              </w:rPr>
+            </w:pPr>
+            <w:r>
+              <w:rPr>
+                <w:rFonts w:eastAsia="Arial" w:cs="Arial" w:ascii="Arial" w:hAnsi="Arial"/>
+                <w:b/>
+                <w:bCs/>
+                <w:color w:val="000000"/>
+                <w:sz w:val="20"/>
+                <w:szCs w:val="20"/>
+              </w:rPr>
+              <w:t>INSURANCE REF NO:</w:t>
+            </w:r>
+          </w:p>
+          <w:p>
+            <w:pPr>
+              <w:pStyle w:val="normal1"/>
+              <w:rPr>
                 <w:rFonts w:ascii="Arial" w:hAnsi="Arial" w:eastAsia="Arial" w:cs="Arial"/>
                 <w:color w:val="000000"/>
-                <w:sz w:val="22"/>
-                <w:szCs w:val="22"/>
-              </w:rPr>
-            </w:pPr>
-            <w:r>
-              <w:rPr>
-                <w:rFonts w:eastAsia="Arial" w:cs="Arial" w:ascii="Arial" w:hAnsi="Arial"/>
-                <w:b/>
-                <w:bCs/>
-                <w:color w:val="000000"/>
-                <w:sz w:val="22"/>
-                <w:szCs w:val="22"/>
-              </w:rPr>
-              <w:t>INSURANCE REF NO:</w:t>
-            </w:r>
-          </w:p>
-          <w:p>
-            <w:pPr>
-              <w:pStyle w:val="normal1"/>
-              <w:rPr>
-                <w:rFonts w:ascii="Arial" w:hAnsi="Arial" w:eastAsia="Arial" w:cs="Arial"/>
-                <w:color w:val="000000"/>
-                <w:sz w:val="22"/>
-                <w:szCs w:val="22"/>
-              </w:rPr>
-            </w:pPr>
-            <w:r>
-              <w:rPr>
-                <w:rFonts w:eastAsia="Arial" w:cs="Arial" w:ascii="Arial" w:hAnsi="Arial"/>
-                <w:color w:val="000000"/>
-                <w:sz w:val="22"/>
-                <w:szCs w:val="22"/>
+                <w:sz w:val="20"/>
+                <w:szCs w:val="20"/>
+              </w:rPr>
+            </w:pPr>
+            <w:r>
+              <w:rPr>
+                <w:rFonts w:eastAsia="Arial" w:cs="Arial" w:ascii="Arial" w:hAnsi="Arial"/>
+                <w:color w:val="000000"/>
+                <w:sz w:val="20"/>
+                <w:szCs w:val="20"/>
               </w:rPr>
             </w:r>
           </w:p>
@@ -527,22 +501,18 @@
               <w:spacing w:lineRule="auto" w:line="240" w:before="43" w:after="0"/>
               <w:ind w:hanging="0" w:left="49"/>
               <w:rPr>
-                <w:rFonts w:ascii="Arial" w:hAnsi="Arial" w:eastAsia="Arial" w:cs="Arial"/>
-                <w:b/>
-                <w:bCs/>
-                <w:color w:val="000000"/>
-                <w:sz w:val="22"/>
-                <w:szCs w:val="22"/>
-              </w:rPr>
-            </w:pPr>
-            <w:r>
-              <w:rPr>
-                <w:rFonts w:eastAsia="Arial" w:cs="Arial" w:ascii="Arial" w:hAnsi="Arial"/>
-                <w:b/>
-                <w:bCs/>
-                <w:color w:val="000000"/>
-                <w:sz w:val="22"/>
-                <w:szCs w:val="22"/>
+                <w:sz w:val="20"/>
+                <w:szCs w:val="20"/>
+              </w:rPr>
+            </w:pPr>
+            <w:r>
+              <w:rPr>
+                <w:rFonts w:eastAsia="Arial" w:cs="Arial" w:ascii="Arial" w:hAnsi="Arial"/>
+                <w:b/>
+                <w:bCs/>
+                <w:color w:val="000000"/>
+                <w:sz w:val="20"/>
+                <w:szCs w:val="20"/>
               </w:rPr>
               <w:t>CONSIGNEE:</w:t>
             </w:r>
@@ -553,16 +523,15 @@
               <w:spacing w:lineRule="auto" w:line="240" w:before="43" w:after="0"/>
               <w:ind w:hanging="0" w:left="49"/>
               <w:rPr>
-                <w:rFonts w:ascii="Arial" w:hAnsi="Arial" w:eastAsia="Arial" w:cs="Arial"/>
-                <w:sz w:val="22"/>
-                <w:szCs w:val="22"/>
-              </w:rPr>
-            </w:pPr>
-            <w:r>
-              <w:rPr>
-                <w:rFonts w:eastAsia="Arial" w:cs="Arial" w:ascii="Arial" w:hAnsi="Arial"/>
-                <w:sz w:val="22"/>
-                <w:szCs w:val="22"/>
+                <w:sz w:val="20"/>
+                <w:szCs w:val="20"/>
+              </w:rPr>
+            </w:pPr>
+            <w:r>
+              <w:rPr>
+                <w:rFonts w:eastAsia="Arial" w:cs="Arial" w:ascii="Arial" w:hAnsi="Arial"/>
+                <w:sz w:val="20"/>
+                <w:szCs w:val="20"/>
               </w:rPr>
               <w:t>{{buyer.name}}</w:t>
             </w:r>
@@ -573,16 +542,15 @@
               <w:spacing w:lineRule="auto" w:line="240" w:before="43" w:after="0"/>
               <w:ind w:hanging="0" w:left="49"/>
               <w:rPr>
-                <w:rFonts w:ascii="Arial" w:hAnsi="Arial" w:eastAsia="Arial" w:cs="Arial"/>
-                <w:sz w:val="22"/>
-                <w:szCs w:val="22"/>
-              </w:rPr>
-            </w:pPr>
-            <w:r>
-              <w:rPr>
-                <w:rFonts w:eastAsia="Arial" w:cs="Arial" w:ascii="Arial" w:hAnsi="Arial"/>
-                <w:sz w:val="22"/>
-                <w:szCs w:val="22"/>
+                <w:sz w:val="20"/>
+                <w:szCs w:val="20"/>
+              </w:rPr>
+            </w:pPr>
+            <w:r>
+              <w:rPr>
+                <w:rFonts w:eastAsia="Arial" w:cs="Arial" w:ascii="Arial" w:hAnsi="Arial"/>
+                <w:sz w:val="20"/>
+                <w:szCs w:val="20"/>
               </w:rPr>
               <w:t>{{buyer.address}}</w:t>
             </w:r>
@@ -593,17 +561,15 @@
               <w:spacing w:lineRule="auto" w:line="240" w:before="43" w:after="0"/>
               <w:ind w:hanging="0" w:left="49"/>
               <w:rPr>
-                <w:rFonts w:ascii="Arial" w:hAnsi="Arial" w:eastAsia="Arial" w:cs="Arial"/>
-                <w:color w:val="000000"/>
-                <w:sz w:val="22"/>
-                <w:szCs w:val="22"/>
-              </w:rPr>
-            </w:pPr>
-            <w:r>
-              <w:rPr>
-                <w:rFonts w:eastAsia="Arial" w:cs="Arial" w:ascii="Arial" w:hAnsi="Arial"/>
-                <w:sz w:val="22"/>
-                <w:szCs w:val="22"/>
+                <w:sz w:val="20"/>
+                <w:szCs w:val="20"/>
+              </w:rPr>
+            </w:pPr>
+            <w:r>
+              <w:rPr>
+                <w:rFonts w:eastAsia="Arial" w:cs="Arial" w:ascii="Arial" w:hAnsi="Arial"/>
+                <w:sz w:val="20"/>
+                <w:szCs w:val="20"/>
               </w:rPr>
               <w:t>{{buyer.country}}</w:t>
             </w:r>
@@ -632,20 +598,18 @@
               <w:ind w:hanging="0" w:left="49"/>
               <w:jc w:val="center"/>
               <w:rPr>
-                <w:rFonts w:ascii="Arial" w:hAnsi="Arial" w:eastAsia="Arial" w:cs="Arial"/>
-                <w:color w:val="000000"/>
-                <w:sz w:val="22"/>
-                <w:szCs w:val="22"/>
-              </w:rPr>
-            </w:pPr>
-            <w:r>
-              <w:rPr>
-                <w:rFonts w:eastAsia="Arial" w:cs="Arial" w:ascii="Arial" w:hAnsi="Arial"/>
-                <w:b/>
-                <w:bCs/>
-                <w:color w:val="000000"/>
-                <w:sz w:val="22"/>
-                <w:szCs w:val="22"/>
+                <w:sz w:val="20"/>
+                <w:szCs w:val="20"/>
+              </w:rPr>
+            </w:pPr>
+            <w:r>
+              <w:rPr>
+                <w:rFonts w:eastAsia="Arial" w:cs="Arial" w:ascii="Arial" w:hAnsi="Arial"/>
+                <w:b/>
+                <w:bCs/>
+                <w:color w:val="000000"/>
+                <w:sz w:val="20"/>
+                <w:szCs w:val="20"/>
               </w:rPr>
               <w:t>PRE-CARRIEGE BY:</w:t>
             </w:r>
@@ -657,18 +621,16 @@
               <w:ind w:hanging="0" w:left="49"/>
               <w:jc w:val="center"/>
               <w:rPr>
-                <w:rFonts w:ascii="Arial" w:hAnsi="Arial" w:eastAsia="Arial" w:cs="Arial"/>
-                <w:color w:val="000000"/>
-                <w:sz w:val="22"/>
-                <w:szCs w:val="22"/>
-              </w:rPr>
-            </w:pPr>
-            <w:r>
-              <w:rPr>
-                <w:rFonts w:eastAsia="Arial" w:cs="Arial" w:ascii="Arial" w:hAnsi="Arial"/>
-                <w:color w:val="000000"/>
-                <w:sz w:val="22"/>
-                <w:szCs w:val="22"/>
+                <w:sz w:val="20"/>
+                <w:szCs w:val="20"/>
+              </w:rPr>
+            </w:pPr>
+            <w:r>
+              <w:rPr>
+                <w:rFonts w:eastAsia="Arial" w:cs="Arial" w:ascii="Arial" w:hAnsi="Arial"/>
+                <w:color w:val="000000"/>
+                <w:sz w:val="20"/>
+                <w:szCs w:val="20"/>
               </w:rPr>
               <w:t>BY ROAD</w:t>
             </w:r>
@@ -692,20 +654,18 @@
               <w:ind w:hanging="0" w:left="49"/>
               <w:jc w:val="center"/>
               <w:rPr>
-                <w:rFonts w:ascii="Arial" w:hAnsi="Arial" w:eastAsia="Arial" w:cs="Arial"/>
-                <w:color w:val="000000"/>
-                <w:sz w:val="22"/>
-                <w:szCs w:val="22"/>
-              </w:rPr>
-            </w:pPr>
-            <w:r>
-              <w:rPr>
-                <w:rFonts w:eastAsia="Arial" w:cs="Arial" w:ascii="Arial" w:hAnsi="Arial"/>
-                <w:b/>
-                <w:bCs/>
-                <w:color w:val="000000"/>
-                <w:sz w:val="22"/>
-                <w:szCs w:val="22"/>
+                <w:sz w:val="20"/>
+                <w:szCs w:val="20"/>
+              </w:rPr>
+            </w:pPr>
+            <w:r>
+              <w:rPr>
+                <w:rFonts w:eastAsia="Arial" w:cs="Arial" w:ascii="Arial" w:hAnsi="Arial"/>
+                <w:b/>
+                <w:bCs/>
+                <w:color w:val="000000"/>
+                <w:sz w:val="20"/>
+                <w:szCs w:val="20"/>
               </w:rPr>
               <w:t>PLACE OF RECEIPT BY PRE-CARRIER</w:t>
             </w:r>
@@ -729,20 +689,18 @@
               <w:ind w:hanging="0" w:left="49"/>
               <w:jc w:val="center"/>
               <w:rPr>
-                <w:rFonts w:ascii="Arial" w:hAnsi="Arial" w:eastAsia="Arial" w:cs="Arial"/>
-                <w:color w:val="000000"/>
-                <w:sz w:val="22"/>
-                <w:szCs w:val="22"/>
-              </w:rPr>
-            </w:pPr>
-            <w:r>
-              <w:rPr>
-                <w:rFonts w:eastAsia="Arial" w:cs="Arial" w:ascii="Arial" w:hAnsi="Arial"/>
-                <w:b/>
-                <w:bCs/>
-                <w:color w:val="000000"/>
-                <w:sz w:val="22"/>
-                <w:szCs w:val="22"/>
+                <w:sz w:val="20"/>
+                <w:szCs w:val="20"/>
+              </w:rPr>
+            </w:pPr>
+            <w:r>
+              <w:rPr>
+                <w:rFonts w:eastAsia="Arial" w:cs="Arial" w:ascii="Arial" w:hAnsi="Arial"/>
+                <w:b/>
+                <w:bCs/>
+                <w:color w:val="000000"/>
+                <w:sz w:val="20"/>
+                <w:szCs w:val="20"/>
               </w:rPr>
               <w:t>COUNTRY OF ORIGIN</w:t>
             </w:r>
@@ -754,18 +712,16 @@
               <w:ind w:hanging="0" w:left="49"/>
               <w:jc w:val="center"/>
               <w:rPr>
-                <w:rFonts w:ascii="Arial" w:hAnsi="Arial" w:eastAsia="Arial" w:cs="Arial"/>
-                <w:color w:val="000000"/>
-                <w:sz w:val="22"/>
-                <w:szCs w:val="22"/>
-              </w:rPr>
-            </w:pPr>
-            <w:r>
-              <w:rPr>
-                <w:rFonts w:eastAsia="Arial" w:cs="Arial" w:ascii="Arial" w:hAnsi="Arial"/>
-                <w:color w:val="000000"/>
-                <w:sz w:val="22"/>
-                <w:szCs w:val="22"/>
+                <w:sz w:val="20"/>
+                <w:szCs w:val="20"/>
+              </w:rPr>
+            </w:pPr>
+            <w:r>
+              <w:rPr>
+                <w:rFonts w:eastAsia="Arial" w:cs="Arial" w:ascii="Arial" w:hAnsi="Arial"/>
+                <w:color w:val="000000"/>
+                <w:sz w:val="20"/>
+                <w:szCs w:val="20"/>
               </w:rPr>
               <w:t>INDIA</w:t>
             </w:r>
@@ -789,20 +745,18 @@
               <w:ind w:hanging="0" w:left="49"/>
               <w:jc w:val="center"/>
               <w:rPr>
-                <w:rFonts w:ascii="Arial" w:hAnsi="Arial" w:eastAsia="Arial" w:cs="Arial"/>
-                <w:color w:val="000000"/>
-                <w:sz w:val="22"/>
-                <w:szCs w:val="22"/>
-              </w:rPr>
-            </w:pPr>
-            <w:r>
-              <w:rPr>
-                <w:rFonts w:eastAsia="Arial" w:cs="Arial" w:ascii="Arial" w:hAnsi="Arial"/>
-                <w:b/>
-                <w:bCs/>
-                <w:color w:val="000000"/>
-                <w:sz w:val="22"/>
-                <w:szCs w:val="22"/>
+                <w:sz w:val="20"/>
+                <w:szCs w:val="20"/>
+              </w:rPr>
+            </w:pPr>
+            <w:r>
+              <w:rPr>
+                <w:rFonts w:eastAsia="Arial" w:cs="Arial" w:ascii="Arial" w:hAnsi="Arial"/>
+                <w:b/>
+                <w:bCs/>
+                <w:color w:val="000000"/>
+                <w:sz w:val="20"/>
+                <w:szCs w:val="20"/>
               </w:rPr>
               <w:t>COUNTRY OF FINAL DESTINATION</w:t>
             </w:r>
@@ -814,17 +768,15 @@
               <w:ind w:hanging="0" w:left="49"/>
               <w:jc w:val="center"/>
               <w:rPr>
-                <w:rFonts w:ascii="Arial" w:hAnsi="Arial" w:eastAsia="Arial" w:cs="Arial"/>
-                <w:color w:val="000000"/>
-                <w:sz w:val="22"/>
-                <w:szCs w:val="22"/>
-              </w:rPr>
-            </w:pPr>
-            <w:r>
-              <w:rPr>
-                <w:rFonts w:eastAsia="Arial" w:cs="Arial" w:ascii="Arial" w:hAnsi="Arial"/>
-                <w:sz w:val="22"/>
-                <w:szCs w:val="22"/>
+                <w:sz w:val="20"/>
+                <w:szCs w:val="20"/>
+              </w:rPr>
+            </w:pPr>
+            <w:r>
+              <w:rPr>
+                <w:rFonts w:eastAsia="Arial" w:cs="Arial" w:ascii="Arial" w:hAnsi="Arial"/>
+                <w:sz w:val="20"/>
+                <w:szCs w:val="20"/>
               </w:rPr>
               <w:t>{{shipping.country_of_destination}}</w:t>
             </w:r>
@@ -853,20 +805,18 @@
               <w:ind w:hanging="0" w:left="49"/>
               <w:jc w:val="center"/>
               <w:rPr>
-                <w:rFonts w:ascii="Arial" w:hAnsi="Arial" w:eastAsia="Arial" w:cs="Arial"/>
-                <w:color w:val="000000"/>
-                <w:sz w:val="22"/>
-                <w:szCs w:val="22"/>
-              </w:rPr>
-            </w:pPr>
-            <w:r>
-              <w:rPr>
-                <w:rFonts w:eastAsia="Arial" w:cs="Arial" w:ascii="Arial" w:hAnsi="Arial"/>
-                <w:b/>
-                <w:bCs/>
-                <w:color w:val="000000"/>
-                <w:sz w:val="22"/>
-                <w:szCs w:val="22"/>
+                <w:sz w:val="20"/>
+                <w:szCs w:val="20"/>
+              </w:rPr>
+            </w:pPr>
+            <w:r>
+              <w:rPr>
+                <w:rFonts w:eastAsia="Arial" w:cs="Arial" w:ascii="Arial" w:hAnsi="Arial"/>
+                <w:b/>
+                <w:bCs/>
+                <w:color w:val="000000"/>
+                <w:sz w:val="20"/>
+                <w:szCs w:val="20"/>
               </w:rPr>
               <w:t>CARTING POINT</w:t>
             </w:r>
@@ -890,20 +840,18 @@
               <w:ind w:hanging="0" w:left="49"/>
               <w:jc w:val="center"/>
               <w:rPr>
-                <w:rFonts w:ascii="Arial" w:hAnsi="Arial" w:eastAsia="Arial" w:cs="Arial"/>
-                <w:color w:val="000000"/>
-                <w:sz w:val="22"/>
-                <w:szCs w:val="22"/>
-              </w:rPr>
-            </w:pPr>
-            <w:r>
-              <w:rPr>
-                <w:rFonts w:eastAsia="Arial" w:cs="Arial" w:ascii="Arial" w:hAnsi="Arial"/>
-                <w:b/>
-                <w:bCs/>
-                <w:color w:val="000000"/>
-                <w:sz w:val="22"/>
-                <w:szCs w:val="22"/>
+                <w:sz w:val="20"/>
+                <w:szCs w:val="20"/>
+              </w:rPr>
+            </w:pPr>
+            <w:r>
+              <w:rPr>
+                <w:rFonts w:eastAsia="Arial" w:cs="Arial" w:ascii="Arial" w:hAnsi="Arial"/>
+                <w:b/>
+                <w:bCs/>
+                <w:color w:val="000000"/>
+                <w:sz w:val="20"/>
+                <w:szCs w:val="20"/>
               </w:rPr>
               <w:t>PORT OF LOADING</w:t>
             </w:r>
@@ -914,18 +862,16 @@
               <w:spacing w:lineRule="auto" w:line="240" w:before="21" w:after="0"/>
               <w:jc w:val="center"/>
               <w:rPr>
-                <w:rFonts w:ascii="Arial" w:hAnsi="Arial" w:eastAsia="Arial" w:cs="Arial"/>
-                <w:color w:val="000000"/>
-                <w:sz w:val="22"/>
-                <w:szCs w:val="22"/>
-              </w:rPr>
-            </w:pPr>
-            <w:r>
-              <w:rPr>
-                <w:rFonts w:eastAsia="Arial" w:cs="Arial" w:ascii="Arial" w:hAnsi="Arial"/>
-                <w:color w:val="000000"/>
-                <w:sz w:val="22"/>
-                <w:szCs w:val="22"/>
+                <w:sz w:val="20"/>
+                <w:szCs w:val="20"/>
+              </w:rPr>
+            </w:pPr>
+            <w:r>
+              <w:rPr>
+                <w:rFonts w:eastAsia="Arial" w:cs="Arial" w:ascii="Arial" w:hAnsi="Arial"/>
+                <w:color w:val="000000"/>
+                <w:sz w:val="20"/>
+                <w:szCs w:val="20"/>
               </w:rPr>
               <w:t>MUNDRA-INDIA</w:t>
             </w:r>
@@ -950,22 +896,56 @@
               <w:ind w:hanging="0" w:left="49"/>
               <w:jc w:val="center"/>
               <w:rPr>
+                <w:sz w:val="20"/>
+                <w:szCs w:val="20"/>
+              </w:rPr>
+            </w:pPr>
+            <w:r>
+              <w:rPr>
+                <w:rFonts w:eastAsia="Arial" w:cs="Arial" w:ascii="Arial" w:hAnsi="Arial"/>
+                <w:b/>
+                <w:bCs/>
+                <w:color w:val="000000"/>
+                <w:sz w:val="20"/>
+                <w:szCs w:val="20"/>
+              </w:rPr>
+              <w:t>TERMS OF PAYMENT &amp; DELIVERY</w:t>
+            </w:r>
+          </w:p>
+          <w:p>
+            <w:pPr>
+              <w:pStyle w:val="normal1"/>
+              <w:jc w:val="center"/>
+              <w:rPr>
+                <w:sz w:val="20"/>
+                <w:szCs w:val="20"/>
+              </w:rPr>
+            </w:pPr>
+            <w:r>
+              <w:rPr>
+                <w:rFonts w:eastAsia="Arial" w:cs="Arial" w:ascii="Arial" w:hAnsi="Arial"/>
+                <w:sz w:val="20"/>
+                <w:szCs w:val="20"/>
+              </w:rPr>
+              <w:t>{{terms_of_payment}}</w:t>
+            </w:r>
+          </w:p>
+          <w:p>
+            <w:pPr>
+              <w:pStyle w:val="normal1"/>
+              <w:jc w:val="center"/>
+              <w:rPr>
                 <w:rFonts w:ascii="Arial" w:hAnsi="Arial" w:eastAsia="Arial" w:cs="Arial"/>
-                <w:color w:val="000000"/>
-                <w:sz w:val="22"/>
-                <w:szCs w:val="22"/>
-              </w:rPr>
-            </w:pPr>
-            <w:r>
-              <w:rPr>
-                <w:rFonts w:eastAsia="Arial" w:cs="Arial" w:ascii="Arial" w:hAnsi="Arial"/>
-                <w:b/>
-                <w:bCs/>
-                <w:color w:val="000000"/>
-                <w:sz w:val="22"/>
-                <w:szCs w:val="22"/>
-              </w:rPr>
-              <w:t>TERMS OF PAYMENT &amp; DELIVERY</w:t>
+                <w:sz w:val="20"/>
+                <w:szCs w:val="20"/>
+              </w:rPr>
+            </w:pPr>
+            <w:r>
+              <w:rPr>
+                <w:rFonts w:eastAsia="Arial" w:cs="Arial" w:ascii="Arial" w:hAnsi="Arial"/>
+                <w:sz w:val="20"/>
+                <w:szCs w:val="20"/>
+              </w:rPr>
             </w:r>
           </w:p>
           <w:p>
@@ -974,50 +954,17 @@
               <w:jc w:val="center"/>
               <w:rPr>
                 <w:rFonts w:ascii="Arial" w:hAnsi="Arial" w:eastAsia="Arial" w:cs="Arial"/>
-                <w:sz w:val="22"/>
-                <w:szCs w:val="22"/>
-              </w:rPr>
-            </w:pPr>
-            <w:r>
-              <w:rPr>
-                <w:rFonts w:eastAsia="Arial" w:cs="Arial" w:ascii="Arial" w:hAnsi="Arial"/>
-                <w:sz w:val="22"/>
-                <w:szCs w:val="22"/>
-              </w:rPr>
-              <w:t>{{terms_of_payment}}</w:t>
-            </w:r>
-          </w:p>
-          <w:p>
-            <w:pPr>
-              <w:pStyle w:val="normal1"/>
-              <w:jc w:val="center"/>
-              <w:rPr>
-                <w:rFonts w:ascii="Arial" w:hAnsi="Arial" w:eastAsia="Arial" w:cs="Arial"/>
-                <w:sz w:val="22"/>
-                <w:szCs w:val="22"/>
-              </w:rPr>
-            </w:pPr>
-            <w:r>
-              <w:rPr/>
-            </w:r>
-          </w:p>
-          <w:p>
-            <w:pPr>
-              <w:pStyle w:val="normal1"/>
-              <w:jc w:val="center"/>
-              <w:rPr>
-                <w:rFonts w:ascii="Arial" w:hAnsi="Arial" w:eastAsia="Arial" w:cs="Arial"/>
-                <w:color w:val="000000"/>
-                <w:sz w:val="22"/>
-                <w:szCs w:val="22"/>
-              </w:rPr>
-            </w:pPr>
-            <w:r>
-              <w:rPr>
-                <w:rFonts w:eastAsia="Arial" w:cs="Arial" w:ascii="Arial" w:hAnsi="Arial"/>
-                <w:color w:val="000000"/>
-                <w:sz w:val="22"/>
-                <w:szCs w:val="22"/>
+                <w:color w:val="000000"/>
+                <w:sz w:val="20"/>
+                <w:szCs w:val="20"/>
+              </w:rPr>
+            </w:pPr>
+            <w:r>
+              <w:rPr>
+                <w:rFonts w:eastAsia="Arial" w:cs="Arial" w:ascii="Arial" w:hAnsi="Arial"/>
+                <w:color w:val="000000"/>
+                <w:sz w:val="20"/>
+                <w:szCs w:val="20"/>
               </w:rPr>
             </w:r>
           </w:p>
@@ -1045,20 +992,18 @@
               <w:ind w:hanging="0" w:left="88"/>
               <w:jc w:val="center"/>
               <w:rPr>
-                <w:rFonts w:ascii="Arial" w:hAnsi="Arial" w:eastAsia="Arial" w:cs="Arial"/>
-                <w:color w:val="000000"/>
-                <w:sz w:val="22"/>
-                <w:szCs w:val="22"/>
-              </w:rPr>
-            </w:pPr>
-            <w:r>
-              <w:rPr>
-                <w:rFonts w:eastAsia="Arial" w:cs="Arial" w:ascii="Arial" w:hAnsi="Arial"/>
-                <w:b/>
-                <w:bCs/>
-                <w:color w:val="000000"/>
-                <w:sz w:val="22"/>
-                <w:szCs w:val="22"/>
+                <w:sz w:val="20"/>
+                <w:szCs w:val="20"/>
+              </w:rPr>
+            </w:pPr>
+            <w:r>
+              <w:rPr>
+                <w:rFonts w:eastAsia="Arial" w:cs="Arial" w:ascii="Arial" w:hAnsi="Arial"/>
+                <w:b/>
+                <w:bCs/>
+                <w:color w:val="000000"/>
+                <w:sz w:val="20"/>
+                <w:szCs w:val="20"/>
               </w:rPr>
               <w:t xml:space="preserve">PORT OF </w:t>
             </w:r>
@@ -1067,8 +1012,8 @@
                 <w:rFonts w:eastAsia="Arial" w:cs="Arial" w:ascii="Arial" w:hAnsi="Arial"/>
                 <w:b/>
                 <w:bCs/>
-                <w:sz w:val="22"/>
-                <w:szCs w:val="22"/>
+                <w:sz w:val="20"/>
+                <w:szCs w:val="20"/>
               </w:rPr>
               <w:t>DISCHARGE</w:t>
             </w:r>
@@ -1080,17 +1025,15 @@
               <w:ind w:hanging="14" w:left="-14"/>
               <w:jc w:val="center"/>
               <w:rPr>
-                <w:rFonts w:ascii="Arial" w:hAnsi="Arial" w:eastAsia="Arial" w:cs="Arial"/>
-                <w:color w:val="000000"/>
-                <w:sz w:val="22"/>
-                <w:szCs w:val="22"/>
-              </w:rPr>
-            </w:pPr>
-            <w:r>
-              <w:rPr>
-                <w:rFonts w:eastAsia="Arial" w:cs="Arial" w:ascii="Arial" w:hAnsi="Arial"/>
-                <w:sz w:val="22"/>
-                <w:szCs w:val="22"/>
+                <w:sz w:val="20"/>
+                <w:szCs w:val="20"/>
+              </w:rPr>
+            </w:pPr>
+            <w:r>
+              <w:rPr>
+                <w:rFonts w:eastAsia="Arial" w:cs="Arial" w:ascii="Arial" w:hAnsi="Arial"/>
+                <w:sz w:val="20"/>
+                <w:szCs w:val="20"/>
               </w:rPr>
               <w:t>{{shipping.port_of_discharge}}</w:t>
             </w:r>
@@ -1114,20 +1057,18 @@
               <w:ind w:hanging="0" w:left="103"/>
               <w:jc w:val="center"/>
               <w:rPr>
-                <w:rFonts w:ascii="Arial" w:hAnsi="Arial" w:eastAsia="Arial" w:cs="Arial"/>
-                <w:color w:val="000000"/>
-                <w:sz w:val="22"/>
-                <w:szCs w:val="22"/>
-              </w:rPr>
-            </w:pPr>
-            <w:r>
-              <w:rPr>
-                <w:rFonts w:eastAsia="Arial" w:cs="Arial" w:ascii="Arial" w:hAnsi="Arial"/>
-                <w:b/>
-                <w:bCs/>
-                <w:color w:val="000000"/>
-                <w:sz w:val="22"/>
-                <w:szCs w:val="22"/>
+                <w:sz w:val="20"/>
+                <w:szCs w:val="20"/>
+              </w:rPr>
+            </w:pPr>
+            <w:r>
+              <w:rPr>
+                <w:rFonts w:eastAsia="Arial" w:cs="Arial" w:ascii="Arial" w:hAnsi="Arial"/>
+                <w:b/>
+                <w:bCs/>
+                <w:color w:val="000000"/>
+                <w:sz w:val="20"/>
+                <w:szCs w:val="20"/>
               </w:rPr>
               <w:t>FINAL DESTINATION</w:t>
             </w:r>
@@ -1139,17 +1080,15 @@
               <w:ind w:hanging="14" w:left="-14"/>
               <w:jc w:val="center"/>
               <w:rPr>
-                <w:rFonts w:ascii="Arial" w:hAnsi="Arial" w:eastAsia="Arial" w:cs="Arial"/>
-                <w:color w:val="000000"/>
-                <w:sz w:val="22"/>
-                <w:szCs w:val="22"/>
-              </w:rPr>
-            </w:pPr>
-            <w:r>
-              <w:rPr>
-                <w:rFonts w:eastAsia="Arial" w:cs="Arial" w:ascii="Arial" w:hAnsi="Arial"/>
-                <w:sz w:val="22"/>
-                <w:szCs w:val="22"/>
+                <w:sz w:val="20"/>
+                <w:szCs w:val="20"/>
+              </w:rPr>
+            </w:pPr>
+            <w:r>
+              <w:rPr>
+                <w:rFonts w:eastAsia="Arial" w:cs="Arial" w:ascii="Arial" w:hAnsi="Arial"/>
+                <w:sz w:val="20"/>
+                <w:szCs w:val="20"/>
               </w:rPr>
               <w:t>{{shipping.country_of_destination}}</w:t>
             </w:r>
@@ -1180,16 +1119,16 @@
               <w:rPr>
                 <w:rFonts w:ascii="Arial" w:hAnsi="Arial" w:eastAsia="Arial" w:cs="Arial"/>
                 <w:color w:val="000000"/>
-                <w:sz w:val="22"/>
-                <w:szCs w:val="22"/>
-              </w:rPr>
-            </w:pPr>
-            <w:r>
-              <w:rPr>
-                <w:rFonts w:eastAsia="Arial" w:cs="Arial" w:ascii="Arial" w:hAnsi="Arial"/>
-                <w:color w:val="000000"/>
-                <w:sz w:val="22"/>
-                <w:szCs w:val="22"/>
+                <w:sz w:val="20"/>
+                <w:szCs w:val="20"/>
+              </w:rPr>
+            </w:pPr>
+            <w:r>
+              <w:rPr>
+                <w:rFonts w:eastAsia="Arial" w:cs="Arial" w:ascii="Arial" w:hAnsi="Arial"/>
+                <w:color w:val="000000"/>
+                <w:sz w:val="20"/>
+                <w:szCs w:val="20"/>
               </w:rPr>
             </w:r>
           </w:p>
@@ -1201,7 +1140,7 @@
         </w:trPr>
         <w:tc>
           <w:tcPr>
-            <w:tcW w:w="576" w:type="dxa"/>
+            <w:tcW w:w="575" w:type="dxa"/>
             <w:tcBorders>
               <w:top w:val="single" w:sz="4" w:space="0" w:color="000000"/>
               <w:left w:val="single" w:sz="4" w:space="0" w:color="000000"/>
@@ -1217,20 +1156,18 @@
               <w:ind w:hanging="0" w:left="49"/>
               <w:jc w:val="center"/>
               <w:rPr>
-                <w:rFonts w:ascii="Arial" w:hAnsi="Arial" w:eastAsia="Arial" w:cs="Arial"/>
-                <w:color w:val="000000"/>
-                <w:sz w:val="22"/>
-                <w:szCs w:val="22"/>
-              </w:rPr>
-            </w:pPr>
-            <w:r>
-              <w:rPr>
-                <w:rFonts w:eastAsia="Arial" w:cs="Arial" w:ascii="Arial" w:hAnsi="Arial"/>
-                <w:b/>
-                <w:bCs/>
-                <w:color w:val="000000"/>
-                <w:sz w:val="22"/>
-                <w:szCs w:val="22"/>
+                <w:sz w:val="20"/>
+                <w:szCs w:val="20"/>
+              </w:rPr>
+            </w:pPr>
+            <w:r>
+              <w:rPr>
+                <w:rFonts w:eastAsia="Arial" w:cs="Arial" w:ascii="Arial" w:hAnsi="Arial"/>
+                <w:b/>
+                <w:bCs/>
+                <w:color w:val="000000"/>
+                <w:sz w:val="20"/>
+                <w:szCs w:val="20"/>
               </w:rPr>
               <w:t>SR NO</w:t>
             </w:r>
@@ -1238,7 +1175,7 @@
         </w:tc>
         <w:tc>
           <w:tcPr>
-            <w:tcW w:w="1284" w:type="dxa"/>
+            <w:tcW w:w="1285" w:type="dxa"/>
             <w:tcBorders>
               <w:top w:val="single" w:sz="4" w:space="0" w:color="000000"/>
               <w:left w:val="single" w:sz="4" w:space="0" w:color="000000"/>
@@ -1254,20 +1191,18 @@
               <w:ind w:hanging="0" w:left="49"/>
               <w:jc w:val="center"/>
               <w:rPr>
-                <w:rFonts w:ascii="Arial" w:hAnsi="Arial" w:eastAsia="Arial" w:cs="Arial"/>
-                <w:color w:val="000000"/>
-                <w:sz w:val="22"/>
-                <w:szCs w:val="22"/>
-              </w:rPr>
-            </w:pPr>
-            <w:r>
-              <w:rPr>
-                <w:rFonts w:eastAsia="Arial" w:cs="Arial" w:ascii="Arial" w:hAnsi="Arial"/>
-                <w:b/>
-                <w:bCs/>
-                <w:color w:val="000000"/>
-                <w:sz w:val="22"/>
-                <w:szCs w:val="22"/>
+                <w:sz w:val="20"/>
+                <w:szCs w:val="20"/>
+              </w:rPr>
+            </w:pPr>
+            <w:r>
+              <w:rPr>
+                <w:rFonts w:eastAsia="Arial" w:cs="Arial" w:ascii="Arial" w:hAnsi="Arial"/>
+                <w:b/>
+                <w:bCs/>
+                <w:color w:val="000000"/>
+                <w:sz w:val="20"/>
+                <w:szCs w:val="20"/>
               </w:rPr>
               <w:t>HSN CODE</w:t>
             </w:r>
@@ -1292,20 +1227,18 @@
               <w:ind w:hanging="0" w:left="49"/>
               <w:jc w:val="center"/>
               <w:rPr>
-                <w:rFonts w:ascii="Arial" w:hAnsi="Arial" w:eastAsia="Arial" w:cs="Arial"/>
-                <w:color w:val="000000"/>
-                <w:sz w:val="22"/>
-                <w:szCs w:val="22"/>
-              </w:rPr>
-            </w:pPr>
-            <w:r>
-              <w:rPr>
-                <w:rFonts w:eastAsia="Arial" w:cs="Arial" w:ascii="Arial" w:hAnsi="Arial"/>
-                <w:b/>
-                <w:bCs/>
-                <w:color w:val="000000"/>
-                <w:sz w:val="22"/>
-                <w:szCs w:val="22"/>
+                <w:sz w:val="20"/>
+                <w:szCs w:val="20"/>
+              </w:rPr>
+            </w:pPr>
+            <w:r>
+              <w:rPr>
+                <w:rFonts w:eastAsia="Arial" w:cs="Arial" w:ascii="Arial" w:hAnsi="Arial"/>
+                <w:b/>
+                <w:bCs/>
+                <w:color w:val="000000"/>
+                <w:sz w:val="20"/>
+                <w:szCs w:val="20"/>
               </w:rPr>
               <w:t>DESCRIPTION OF GOODS</w:t>
             </w:r>
@@ -1330,20 +1263,18 @@
               <w:ind w:hanging="0" w:left="90" w:right="118"/>
               <w:jc w:val="center"/>
               <w:rPr>
-                <w:rFonts w:ascii="Arial" w:hAnsi="Arial" w:eastAsia="Arial" w:cs="Arial"/>
-                <w:color w:val="000000"/>
-                <w:sz w:val="22"/>
-                <w:szCs w:val="22"/>
-              </w:rPr>
-            </w:pPr>
-            <w:r>
-              <w:rPr>
-                <w:rFonts w:eastAsia="Arial" w:cs="Arial" w:ascii="Arial" w:hAnsi="Arial"/>
-                <w:b/>
-                <w:bCs/>
-                <w:color w:val="000000"/>
-                <w:sz w:val="22"/>
-                <w:szCs w:val="22"/>
+                <w:sz w:val="20"/>
+                <w:szCs w:val="20"/>
+              </w:rPr>
+            </w:pPr>
+            <w:r>
+              <w:rPr>
+                <w:rFonts w:eastAsia="Arial" w:cs="Arial" w:ascii="Arial" w:hAnsi="Arial"/>
+                <w:b/>
+                <w:bCs/>
+                <w:color w:val="000000"/>
+                <w:sz w:val="20"/>
+                <w:szCs w:val="20"/>
               </w:rPr>
               <w:t>UNITS</w:t>
             </w:r>
@@ -1351,7 +1282,7 @@
         </w:tc>
         <w:tc>
           <w:tcPr>
-            <w:tcW w:w="1120" w:type="dxa"/>
+            <w:tcW w:w="1121" w:type="dxa"/>
             <w:tcBorders>
               <w:top w:val="single" w:sz="4" w:space="0" w:color="000000"/>
               <w:left w:val="single" w:sz="4" w:space="0" w:color="000000"/>
@@ -1367,20 +1298,18 @@
               <w:ind w:right="15"/>
               <w:jc w:val="center"/>
               <w:rPr>
-                <w:rFonts w:ascii="Arial" w:hAnsi="Arial" w:eastAsia="Arial" w:cs="Arial"/>
-                <w:color w:val="000000"/>
-                <w:sz w:val="22"/>
-                <w:szCs w:val="22"/>
-              </w:rPr>
-            </w:pPr>
-            <w:r>
-              <w:rPr>
-                <w:rFonts w:eastAsia="Arial" w:cs="Arial" w:ascii="Arial" w:hAnsi="Arial"/>
-                <w:b/>
-                <w:bCs/>
-                <w:color w:val="000000"/>
-                <w:sz w:val="22"/>
-                <w:szCs w:val="22"/>
+                <w:sz w:val="20"/>
+                <w:szCs w:val="20"/>
+              </w:rPr>
+            </w:pPr>
+            <w:r>
+              <w:rPr>
+                <w:rFonts w:eastAsia="Arial" w:cs="Arial" w:ascii="Arial" w:hAnsi="Arial"/>
+                <w:b/>
+                <w:bCs/>
+                <w:color w:val="000000"/>
+                <w:sz w:val="20"/>
+                <w:szCs w:val="20"/>
               </w:rPr>
               <w:t>RATE PER UNIT</w:t>
             </w:r>
@@ -1388,7 +1317,7 @@
         </w:tc>
         <w:tc>
           <w:tcPr>
-            <w:tcW w:w="1309" w:type="dxa"/>
+            <w:tcW w:w="1308" w:type="dxa"/>
             <w:tcBorders>
               <w:top w:val="single" w:sz="4" w:space="0" w:color="000000"/>
               <w:left w:val="single" w:sz="4" w:space="0" w:color="000000"/>
@@ -1404,20 +1333,18 @@
               <w:ind w:hanging="6" w:right="30"/>
               <w:jc w:val="center"/>
               <w:rPr>
-                <w:rFonts w:ascii="Arial" w:hAnsi="Arial" w:eastAsia="Arial" w:cs="Arial"/>
-                <w:color w:val="000000"/>
-                <w:sz w:val="22"/>
-                <w:szCs w:val="22"/>
-              </w:rPr>
-            </w:pPr>
-            <w:r>
-              <w:rPr>
-                <w:rFonts w:eastAsia="Arial" w:cs="Arial" w:ascii="Arial" w:hAnsi="Arial"/>
-                <w:b/>
-                <w:bCs/>
-                <w:color w:val="000000"/>
-                <w:sz w:val="22"/>
-                <w:szCs w:val="22"/>
+                <w:sz w:val="20"/>
+                <w:szCs w:val="20"/>
+              </w:rPr>
+            </w:pPr>
+            <w:r>
+              <w:rPr>
+                <w:rFonts w:eastAsia="Arial" w:cs="Arial" w:ascii="Arial" w:hAnsi="Arial"/>
+                <w:b/>
+                <w:bCs/>
+                <w:color w:val="000000"/>
+                <w:sz w:val="20"/>
+                <w:szCs w:val="20"/>
               </w:rPr>
               <w:t>AMOUNT USD</w:t>
             </w:r>
@@ -1438,14 +1365,14 @@
             <w:pPr>
               <w:pStyle w:val="normal1"/>
               <w:rPr>
-                <w:sz w:val="4"/>
-                <w:szCs w:val="4"/>
-              </w:rPr>
-            </w:pPr>
-            <w:r>
-              <w:rPr>
-                <w:sz w:val="4"/>
-                <w:szCs w:val="4"/>
+                <w:sz w:val="20"/>
+                <w:szCs w:val="20"/>
+              </w:rPr>
+            </w:pPr>
+            <w:r>
+              <w:rPr>
+                <w:sz w:val="20"/>
+                <w:szCs w:val="20"/>
               </w:rPr>
               <w:t>{%tr for item in items %}</w:t>
             </w:r>
@@ -1456,7 +1383,7 @@
         <w:trPr/>
         <w:tc>
           <w:tcPr>
-            <w:tcW w:w="576" w:type="dxa"/>
+            <w:tcW w:w="575" w:type="dxa"/>
             <w:tcBorders>
               <w:left w:val="single" w:sz="4" w:space="0" w:color="000000"/>
               <w:right w:val="single" w:sz="4" w:space="0" w:color="000000"/>
@@ -1468,17 +1395,15 @@
               <w:spacing w:lineRule="auto" w:line="240" w:before="19" w:after="0"/>
               <w:jc w:val="center"/>
               <w:rPr>
-                <w:rFonts w:ascii="Arial" w:hAnsi="Arial" w:eastAsia="Arial" w:cs="Arial"/>
-                <w:color w:val="000000"/>
-                <w:sz w:val="22"/>
-                <w:szCs w:val="22"/>
-              </w:rPr>
-            </w:pPr>
-            <w:r>
-              <w:rPr>
-                <w:rFonts w:eastAsia="Arial" w:cs="Arial" w:ascii="Arial" w:hAnsi="Arial"/>
-                <w:sz w:val="22"/>
-                <w:szCs w:val="22"/>
+                <w:sz w:val="20"/>
+                <w:szCs w:val="20"/>
+              </w:rPr>
+            </w:pPr>
+            <w:r>
+              <w:rPr>
+                <w:rFonts w:eastAsia="Arial" w:cs="Arial" w:ascii="Arial" w:hAnsi="Arial"/>
+                <w:sz w:val="20"/>
+                <w:szCs w:val="20"/>
               </w:rPr>
               <w:t>{{ loop.index }}</w:t>
             </w:r>
@@ -1486,7 +1411,7 @@
         </w:tc>
         <w:tc>
           <w:tcPr>
-            <w:tcW w:w="1284" w:type="dxa"/>
+            <w:tcW w:w="1285" w:type="dxa"/>
             <w:tcBorders>
               <w:left w:val="single" w:sz="4" w:space="0" w:color="000000"/>
               <w:right w:val="single" w:sz="4" w:space="0" w:color="000000"/>
@@ -1499,17 +1424,15 @@
               <w:ind w:right="55"/>
               <w:jc w:val="center"/>
               <w:rPr>
-                <w:rFonts w:ascii="Arial" w:hAnsi="Arial" w:eastAsia="Arial" w:cs="Arial"/>
-                <w:color w:val="000000"/>
-                <w:sz w:val="22"/>
-                <w:szCs w:val="22"/>
-              </w:rPr>
-            </w:pPr>
-            <w:r>
-              <w:rPr>
-                <w:rFonts w:eastAsia="Arial" w:cs="Arial" w:ascii="Arial" w:hAnsi="Arial"/>
-                <w:sz w:val="22"/>
-                <w:szCs w:val="22"/>
+                <w:sz w:val="20"/>
+                <w:szCs w:val="20"/>
+              </w:rPr>
+            </w:pPr>
+            <w:r>
+              <w:rPr>
+                <w:rFonts w:eastAsia="Arial" w:cs="Arial" w:ascii="Arial" w:hAnsi="Arial"/>
+                <w:sz w:val="20"/>
+                <w:szCs w:val="20"/>
               </w:rPr>
               <w:t>{{item.hsn_code}}</w:t>
             </w:r>
@@ -1529,17 +1452,15 @@
               <w:pStyle w:val="normal1"/>
               <w:spacing w:lineRule="auto" w:line="228" w:before="19" w:after="0"/>
               <w:rPr>
-                <w:rFonts w:ascii="Arial" w:hAnsi="Arial" w:eastAsia="Arial" w:cs="Arial"/>
-                <w:color w:val="000000"/>
-                <w:sz w:val="22"/>
-                <w:szCs w:val="22"/>
-              </w:rPr>
-            </w:pPr>
-            <w:r>
-              <w:rPr>
-                <w:rFonts w:eastAsia="Arial" w:cs="Arial" w:ascii="Arial" w:hAnsi="Arial"/>
-                <w:sz w:val="22"/>
-                <w:szCs w:val="22"/>
+                <w:sz w:val="20"/>
+                <w:szCs w:val="20"/>
+              </w:rPr>
+            </w:pPr>
+            <w:r>
+              <w:rPr>
+                <w:rFonts w:eastAsia="Arial" w:cs="Arial" w:ascii="Arial" w:hAnsi="Arial"/>
+                <w:sz w:val="20"/>
+                <w:szCs w:val="20"/>
               </w:rPr>
               <w:t>{{item.description}}</w:t>
             </w:r>
@@ -1560,17 +1481,15 @@
               <w:spacing w:lineRule="auto" w:line="240" w:before="19" w:after="0"/>
               <w:jc w:val="center"/>
               <w:rPr>
-                <w:rFonts w:ascii="Arial" w:hAnsi="Arial" w:eastAsia="Arial" w:cs="Arial"/>
-                <w:color w:val="000000"/>
-                <w:sz w:val="22"/>
-                <w:szCs w:val="22"/>
-              </w:rPr>
-            </w:pPr>
-            <w:r>
-              <w:rPr>
-                <w:rFonts w:eastAsia="Arial" w:cs="Arial" w:ascii="Arial" w:hAnsi="Arial"/>
-                <w:sz w:val="22"/>
-                <w:szCs w:val="22"/>
+                <w:sz w:val="20"/>
+                <w:szCs w:val="20"/>
+              </w:rPr>
+            </w:pPr>
+            <w:r>
+              <w:rPr>
+                <w:rFonts w:eastAsia="Arial" w:cs="Arial" w:ascii="Arial" w:hAnsi="Arial"/>
+                <w:sz w:val="20"/>
+                <w:szCs w:val="20"/>
               </w:rPr>
               <w:t>{{item.quantity}}</w:t>
             </w:r>
@@ -1578,7 +1497,7 @@
         </w:tc>
         <w:tc>
           <w:tcPr>
-            <w:tcW w:w="1120" w:type="dxa"/>
+            <w:tcW w:w="1121" w:type="dxa"/>
             <w:tcBorders>
               <w:left w:val="single" w:sz="4" w:space="0" w:color="000000"/>
               <w:right w:val="single" w:sz="4" w:space="0" w:color="000000"/>
@@ -1595,26 +1514,24 @@
               <w:ind w:right="114"/>
               <w:jc w:val="right"/>
               <w:rPr>
-                <w:rFonts w:ascii="Arial" w:hAnsi="Arial" w:eastAsia="Arial" w:cs="Arial"/>
-                <w:color w:val="000000"/>
-                <w:sz w:val="22"/>
-                <w:szCs w:val="22"/>
-              </w:rPr>
-            </w:pPr>
-            <w:r>
-              <w:rPr>
-                <w:rFonts w:eastAsia="Arial" w:cs="Arial" w:ascii="Arial" w:hAnsi="Arial"/>
-                <w:color w:val="000000"/>
-                <w:sz w:val="22"/>
-                <w:szCs w:val="22"/>
+                <w:sz w:val="20"/>
+                <w:szCs w:val="20"/>
+              </w:rPr>
+            </w:pPr>
+            <w:r>
+              <w:rPr>
+                <w:rFonts w:eastAsia="Arial" w:cs="Arial" w:ascii="Arial" w:hAnsi="Arial"/>
+                <w:color w:val="000000"/>
+                <w:sz w:val="20"/>
+                <w:szCs w:val="20"/>
               </w:rPr>
               <w:t>$</w:t>
             </w:r>
             <w:r>
               <w:rPr>
                 <w:rFonts w:eastAsia="Arial" w:cs="Arial" w:ascii="Arial" w:hAnsi="Arial"/>
-                <w:sz w:val="22"/>
-                <w:szCs w:val="22"/>
+                <w:sz w:val="20"/>
+                <w:szCs w:val="20"/>
               </w:rPr>
               <w:t>{{item.rate_per_unit}}</w:t>
             </w:r>
@@ -1622,7 +1539,7 @@
         </w:tc>
         <w:tc>
           <w:tcPr>
-            <w:tcW w:w="1309" w:type="dxa"/>
+            <w:tcW w:w="1308" w:type="dxa"/>
             <w:tcBorders>
               <w:left w:val="single" w:sz="4" w:space="0" w:color="000000"/>
               <w:right w:val="single" w:sz="4" w:space="0" w:color="000000"/>
@@ -1635,26 +1552,24 @@
               <w:ind w:right="55"/>
               <w:jc w:val="right"/>
               <w:rPr>
-                <w:rFonts w:ascii="Arial" w:hAnsi="Arial" w:eastAsia="Arial" w:cs="Arial"/>
-                <w:color w:val="000000"/>
-                <w:sz w:val="22"/>
-                <w:szCs w:val="22"/>
-              </w:rPr>
-            </w:pPr>
-            <w:r>
-              <w:rPr>
-                <w:rFonts w:eastAsia="Arial" w:cs="Arial" w:ascii="Arial" w:hAnsi="Arial"/>
-                <w:color w:val="000000"/>
-                <w:sz w:val="22"/>
-                <w:szCs w:val="22"/>
+                <w:sz w:val="20"/>
+                <w:szCs w:val="20"/>
+              </w:rPr>
+            </w:pPr>
+            <w:r>
+              <w:rPr>
+                <w:rFonts w:eastAsia="Arial" w:cs="Arial" w:ascii="Arial" w:hAnsi="Arial"/>
+                <w:color w:val="000000"/>
+                <w:sz w:val="20"/>
+                <w:szCs w:val="20"/>
               </w:rPr>
               <w:t>$</w:t>
             </w:r>
             <w:r>
               <w:rPr>
                 <w:rFonts w:eastAsia="Arial" w:cs="Arial" w:ascii="Arial" w:hAnsi="Arial"/>
-                <w:sz w:val="22"/>
-                <w:szCs w:val="22"/>
+                <w:sz w:val="20"/>
+                <w:szCs w:val="20"/>
               </w:rPr>
               <w:t>{{item.amount_usd}}</w:t>
             </w:r>
@@ -1675,12 +1590,14 @@
             <w:pPr>
               <w:pStyle w:val="normal1"/>
               <w:rPr>
-                <w:sz w:val="2"/>
-              </w:rPr>
-            </w:pPr>
-            <w:r>
-              <w:rPr>
-                <w:sz w:val="2"/>
+                <w:sz w:val="20"/>
+                <w:szCs w:val="20"/>
+              </w:rPr>
+            </w:pPr>
+            <w:r>
+              <w:rPr>
+                <w:sz w:val="20"/>
+                <w:szCs w:val="20"/>
               </w:rPr>
               <w:t>{%tr endfor %}</w:t>
             </w:r>
@@ -1693,7 +1610,7 @@
         </w:trPr>
         <w:tc>
           <w:tcPr>
-            <w:tcW w:w="8335" w:type="dxa"/>
+            <w:tcW w:w="8336" w:type="dxa"/>
             <w:gridSpan w:val="9"/>
             <w:tcBorders>
               <w:top w:val="single" w:sz="4" w:space="0" w:color="000000"/>
@@ -1709,22 +1626,18 @@
               <w:ind w:right="158"/>
               <w:jc w:val="right"/>
               <w:rPr>
-                <w:rFonts w:ascii="Arial" w:hAnsi="Arial" w:eastAsia="Arial" w:cs="Arial"/>
-                <w:b/>
-                <w:bCs/>
-                <w:color w:val="000000"/>
-                <w:sz w:val="22"/>
-                <w:szCs w:val="22"/>
-              </w:rPr>
-            </w:pPr>
-            <w:r>
-              <w:rPr>
-                <w:rFonts w:eastAsia="Arial" w:cs="Arial" w:ascii="Arial" w:hAnsi="Arial"/>
-                <w:b/>
-                <w:bCs/>
-                <w:color w:val="000000"/>
-                <w:sz w:val="22"/>
-                <w:szCs w:val="22"/>
+                <w:sz w:val="20"/>
+                <w:szCs w:val="20"/>
+              </w:rPr>
+            </w:pPr>
+            <w:r>
+              <w:rPr>
+                <w:rFonts w:eastAsia="Arial" w:cs="Arial" w:ascii="Arial" w:hAnsi="Arial"/>
+                <w:b/>
+                <w:bCs/>
+                <w:color w:val="000000"/>
+                <w:sz w:val="20"/>
+                <w:szCs w:val="20"/>
               </w:rPr>
               <w:t xml:space="preserve">TOTAL </w:t>
             </w:r>
@@ -1733,8 +1646,8 @@
                 <w:rFonts w:eastAsia="Arial" w:cs="Arial" w:ascii="Arial" w:hAnsi="Arial"/>
                 <w:b/>
                 <w:bCs/>
-                <w:sz w:val="22"/>
-                <w:szCs w:val="22"/>
+                <w:sz w:val="20"/>
+                <w:szCs w:val="20"/>
               </w:rPr>
               <w:t xml:space="preserve">{{quantity}} </w:t>
             </w:r>
@@ -1744,8 +1657,8 @@
                 <w:b/>
                 <w:bCs/>
                 <w:color w:val="000000"/>
-                <w:sz w:val="22"/>
-                <w:szCs w:val="22"/>
+                <w:sz w:val="20"/>
+                <w:szCs w:val="20"/>
               </w:rPr>
               <w:t>UNITS CIF(USD)</w:t>
             </w:r>
@@ -1753,7 +1666,7 @@
         </w:tc>
         <w:tc>
           <w:tcPr>
-            <w:tcW w:w="1309" w:type="dxa"/>
+            <w:tcW w:w="1308" w:type="dxa"/>
             <w:tcBorders>
               <w:top w:val="single" w:sz="4" w:space="0" w:color="000000"/>
               <w:left w:val="single" w:sz="4" w:space="0" w:color="000000"/>
@@ -1768,20 +1681,18 @@
               <w:ind w:hanging="0" w:left="121" w:right="55"/>
               <w:jc w:val="right"/>
               <w:rPr>
-                <w:rFonts w:ascii="Arial" w:hAnsi="Arial" w:eastAsia="Arial" w:cs="Arial"/>
-                <w:color w:val="000000"/>
-                <w:sz w:val="22"/>
-                <w:szCs w:val="22"/>
-              </w:rPr>
-            </w:pPr>
-            <w:r>
-              <w:rPr>
-                <w:rFonts w:eastAsia="Arial" w:cs="Arial" w:ascii="Arial" w:hAnsi="Arial"/>
-                <w:b/>
-                <w:bCs/>
-                <w:color w:val="000000"/>
-                <w:sz w:val="22"/>
-                <w:szCs w:val="22"/>
+                <w:sz w:val="20"/>
+                <w:szCs w:val="20"/>
+              </w:rPr>
+            </w:pPr>
+            <w:r>
+              <w:rPr>
+                <w:rFonts w:eastAsia="Arial" w:cs="Arial" w:ascii="Arial" w:hAnsi="Arial"/>
+                <w:b/>
+                <w:bCs/>
+                <w:color w:val="000000"/>
+                <w:sz w:val="20"/>
+                <w:szCs w:val="20"/>
               </w:rPr>
               <w:t>${{cif_total_usd}}</w:t>
             </w:r>
@@ -1809,18 +1720,16 @@
               <w:spacing w:lineRule="auto" w:line="240" w:before="88" w:after="0"/>
               <w:jc w:val="center"/>
               <w:rPr>
-                <w:rFonts w:ascii="Arial" w:hAnsi="Arial" w:eastAsia="Arial" w:cs="Arial"/>
-                <w:color w:val="000000"/>
-                <w:sz w:val="22"/>
-                <w:szCs w:val="22"/>
-              </w:rPr>
-            </w:pPr>
-            <w:r>
-              <w:rPr>
-                <w:rFonts w:eastAsia="Arial" w:cs="Arial" w:ascii="Arial" w:hAnsi="Arial"/>
-                <w:b/>
-                <w:sz w:val="18"/>
-                <w:szCs w:val="18"/>
+                <w:sz w:val="20"/>
+                <w:szCs w:val="20"/>
+              </w:rPr>
+            </w:pPr>
+            <w:r>
+              <w:rPr>
+                <w:rFonts w:eastAsia="Arial" w:cs="Arial" w:ascii="Arial" w:hAnsi="Arial"/>
+                <w:b/>
+                <w:sz w:val="20"/>
+                <w:szCs w:val="20"/>
               </w:rPr>
               <w:t>{{amount_usd_words}}</w:t>
             </w:r>
@@ -1846,20 +1755,18 @@
             <w:pPr>
               <w:pStyle w:val="normal1"/>
               <w:rPr>
-                <w:rFonts w:ascii="Arial" w:hAnsi="Arial" w:eastAsia="Arial" w:cs="Arial"/>
-                <w:color w:val="000000"/>
-                <w:sz w:val="22"/>
-                <w:szCs w:val="22"/>
-              </w:rPr>
-            </w:pPr>
-            <w:r>
-              <w:rPr>
-                <w:rFonts w:eastAsia="Arial" w:cs="Arial" w:ascii="Arial" w:hAnsi="Arial"/>
-                <w:b/>
-                <w:bCs/>
-                <w:color w:val="000000"/>
-                <w:sz w:val="22"/>
-                <w:szCs w:val="22"/>
+                <w:sz w:val="20"/>
+                <w:szCs w:val="20"/>
+              </w:rPr>
+            </w:pPr>
+            <w:r>
+              <w:rPr>
+                <w:rFonts w:eastAsia="Arial" w:cs="Arial" w:ascii="Arial" w:hAnsi="Arial"/>
+                <w:b/>
+                <w:bCs/>
+                <w:color w:val="000000"/>
+                <w:sz w:val="20"/>
+                <w:szCs w:val="20"/>
               </w:rPr>
               <w:t xml:space="preserve">  </w:t>
             </w:r>
@@ -1869,8 +1776,8 @@
                 <w:b/>
                 <w:bCs/>
                 <w:color w:val="000000"/>
-                <w:sz w:val="22"/>
-                <w:szCs w:val="22"/>
+                <w:sz w:val="20"/>
+                <w:szCs w:val="20"/>
                 <w:u w:val="single"/>
               </w:rPr>
               <w:t>Bank details</w:t>
@@ -1879,8 +1786,8 @@
               <w:rPr>
                 <w:rFonts w:eastAsia="Arial" w:cs="Arial" w:ascii="Arial" w:hAnsi="Arial"/>
                 <w:color w:val="000000"/>
-                <w:sz w:val="22"/>
-                <w:szCs w:val="22"/>
+                <w:sz w:val="20"/>
+                <w:szCs w:val="20"/>
               </w:rPr>
               <w:t>:</w:t>
             </w:r>
@@ -1890,18 +1797,16 @@
               <w:pStyle w:val="normal1"/>
               <w:ind w:hanging="0" w:left="98"/>
               <w:rPr>
-                <w:rFonts w:ascii="Arial" w:hAnsi="Arial" w:eastAsia="Arial" w:cs="Arial"/>
-                <w:color w:val="000000"/>
-                <w:sz w:val="22"/>
-                <w:szCs w:val="22"/>
-              </w:rPr>
-            </w:pPr>
-            <w:r>
-              <w:rPr>
-                <w:rFonts w:eastAsia="Arial" w:cs="Arial" w:ascii="Arial" w:hAnsi="Arial"/>
-                <w:color w:val="000000"/>
-                <w:sz w:val="22"/>
-                <w:szCs w:val="22"/>
+                <w:sz w:val="20"/>
+                <w:szCs w:val="20"/>
+              </w:rPr>
+            </w:pPr>
+            <w:r>
+              <w:rPr>
+                <w:rFonts w:eastAsia="Arial" w:cs="Arial" w:ascii="Arial" w:hAnsi="Arial"/>
+                <w:color w:val="000000"/>
+                <w:sz w:val="20"/>
+                <w:szCs w:val="20"/>
               </w:rPr>
               <w:t>Kotak Mahindra bank ltd.</w:t>
             </w:r>
@@ -1911,18 +1816,16 @@
               <w:pStyle w:val="normal1"/>
               <w:ind w:hanging="0" w:left="98"/>
               <w:rPr>
-                <w:rFonts w:ascii="Arial" w:hAnsi="Arial" w:eastAsia="Arial" w:cs="Arial"/>
-                <w:color w:val="000000"/>
-                <w:sz w:val="22"/>
-                <w:szCs w:val="22"/>
-              </w:rPr>
-            </w:pPr>
-            <w:r>
-              <w:rPr>
-                <w:rFonts w:eastAsia="Arial" w:cs="Arial" w:ascii="Arial" w:hAnsi="Arial"/>
-                <w:color w:val="000000"/>
-                <w:sz w:val="22"/>
-                <w:szCs w:val="22"/>
+                <w:sz w:val="20"/>
+                <w:szCs w:val="20"/>
+              </w:rPr>
+            </w:pPr>
+            <w:r>
+              <w:rPr>
+                <w:rFonts w:eastAsia="Arial" w:cs="Arial" w:ascii="Arial" w:hAnsi="Arial"/>
+                <w:color w:val="000000"/>
+                <w:sz w:val="20"/>
+                <w:szCs w:val="20"/>
               </w:rPr>
               <w:t>Account no: 7145350823</w:t>
             </w:r>
@@ -1932,18 +1835,16 @@
               <w:pStyle w:val="normal1"/>
               <w:ind w:hanging="0" w:left="98"/>
               <w:rPr>
-                <w:rFonts w:ascii="Arial" w:hAnsi="Arial" w:eastAsia="Arial" w:cs="Arial"/>
-                <w:color w:val="000000"/>
-                <w:sz w:val="22"/>
-                <w:szCs w:val="22"/>
-              </w:rPr>
-            </w:pPr>
-            <w:r>
-              <w:rPr>
-                <w:rFonts w:eastAsia="Arial" w:cs="Arial" w:ascii="Arial" w:hAnsi="Arial"/>
-                <w:color w:val="000000"/>
-                <w:sz w:val="22"/>
-                <w:szCs w:val="22"/>
+                <w:sz w:val="20"/>
+                <w:szCs w:val="20"/>
+              </w:rPr>
+            </w:pPr>
+            <w:r>
+              <w:rPr>
+                <w:rFonts w:eastAsia="Arial" w:cs="Arial" w:ascii="Arial" w:hAnsi="Arial"/>
+                <w:color w:val="000000"/>
+                <w:sz w:val="20"/>
+                <w:szCs w:val="20"/>
               </w:rPr>
               <w:t>Swift code: KKBKINBBXXX</w:t>
             </w:r>
@@ -1953,18 +1854,16 @@
               <w:pStyle w:val="normal1"/>
               <w:ind w:hanging="0" w:left="98"/>
               <w:rPr>
-                <w:rFonts w:ascii="Arial" w:hAnsi="Arial" w:eastAsia="Arial" w:cs="Arial"/>
-                <w:color w:val="000000"/>
-                <w:sz w:val="22"/>
-                <w:szCs w:val="22"/>
-              </w:rPr>
-            </w:pPr>
-            <w:r>
-              <w:rPr>
-                <w:rFonts w:eastAsia="Arial" w:cs="Arial" w:ascii="Arial" w:hAnsi="Arial"/>
-                <w:color w:val="000000"/>
-                <w:sz w:val="22"/>
-                <w:szCs w:val="22"/>
+                <w:sz w:val="20"/>
+                <w:szCs w:val="20"/>
+              </w:rPr>
+            </w:pPr>
+            <w:r>
+              <w:rPr>
+                <w:rFonts w:eastAsia="Arial" w:cs="Arial" w:ascii="Arial" w:hAnsi="Arial"/>
+                <w:color w:val="000000"/>
+                <w:sz w:val="20"/>
+                <w:szCs w:val="20"/>
               </w:rPr>
               <w:t>Branch: Sola Road, Ahmedabad</w:t>
             </w:r>
@@ -1987,20 +1886,18 @@
               <w:spacing w:lineRule="auto" w:line="240" w:before="9" w:after="0"/>
               <w:ind w:hanging="0" w:left="51"/>
               <w:rPr>
-                <w:rFonts w:ascii="Arial" w:hAnsi="Arial" w:eastAsia="Arial" w:cs="Arial"/>
-                <w:color w:val="000000"/>
-                <w:sz w:val="22"/>
-                <w:szCs w:val="22"/>
-              </w:rPr>
-            </w:pPr>
-            <w:r>
-              <w:rPr>
-                <w:rFonts w:eastAsia="Arial" w:cs="Arial" w:ascii="Arial" w:hAnsi="Arial"/>
-                <w:b/>
-                <w:bCs/>
-                <w:color w:val="000000"/>
-                <w:sz w:val="22"/>
-                <w:szCs w:val="22"/>
+                <w:sz w:val="20"/>
+                <w:szCs w:val="20"/>
+              </w:rPr>
+            </w:pPr>
+            <w:r>
+              <w:rPr>
+                <w:rFonts w:eastAsia="Arial" w:cs="Arial" w:ascii="Arial" w:hAnsi="Arial"/>
+                <w:b/>
+                <w:bCs/>
+                <w:color w:val="000000"/>
+                <w:sz w:val="20"/>
+                <w:szCs w:val="20"/>
               </w:rPr>
               <w:t>FOR Horizon Enterprise</w:t>
             </w:r>
@@ -2010,16 +1907,15 @@
               <w:pStyle w:val="normal1"/>
               <w:ind w:firstLine="75"/>
               <w:rPr>
-                <w:rFonts w:ascii="Arial" w:hAnsi="Arial" w:eastAsia="Arial" w:cs="Arial"/>
-                <w:b/>
-                <w:bCs/>
-                <w:color w:val="000000"/>
-                <w:sz w:val="22"/>
-                <w:szCs w:val="22"/>
-              </w:rPr>
-            </w:pPr>
-            <w:r>
-              <w:rPr/>
+                <w:sz w:val="20"/>
+                <w:szCs w:val="20"/>
+              </w:rPr>
+            </w:pPr>
+            <w:r>
+              <w:rPr>
+                <w:sz w:val="20"/>
+                <w:szCs w:val="20"/>
+              </w:rPr>
               <w:drawing>
                 <wp:inline distT="0" distB="0" distL="0" distR="0">
                   <wp:extent cx="2178050" cy="1016000"/>
@@ -2064,22 +1960,18 @@
               <w:pStyle w:val="normal1"/>
               <w:ind w:hanging="0"/>
               <w:rPr>
-                <w:rFonts w:ascii="Arial" w:hAnsi="Arial" w:eastAsia="Arial" w:cs="Arial"/>
-                <w:b/>
-                <w:bCs/>
-                <w:color w:val="000000"/>
-                <w:sz w:val="22"/>
-                <w:szCs w:val="22"/>
-              </w:rPr>
-            </w:pPr>
-            <w:r>
-              <w:rPr>
-                <w:rFonts w:eastAsia="Arial" w:cs="Arial" w:ascii="Arial" w:hAnsi="Arial"/>
-                <w:b/>
-                <w:bCs/>
-                <w:color w:val="000000"/>
-                <w:sz w:val="22"/>
-                <w:szCs w:val="22"/>
+                <w:sz w:val="20"/>
+                <w:szCs w:val="20"/>
+              </w:rPr>
+            </w:pPr>
+            <w:r>
+              <w:rPr>
+                <w:rFonts w:eastAsia="Arial" w:cs="Arial" w:ascii="Arial" w:hAnsi="Arial"/>
+                <w:b/>
+                <w:bCs/>
+                <w:color w:val="000000"/>
+                <w:sz w:val="20"/>
+                <w:szCs w:val="20"/>
               </w:rPr>
               <w:t>Authorized Signatory</w:t>
             </w:r>
@@ -2736,6 +2628,29 @@
     <w:pPr/>
     <w:rPr/>
   </w:style>
+  <w:style w:type="paragraph" w:styleId="TableContents">
+    <w:name w:val="Table Contents"/>
+    <w:basedOn w:val="Normal"/>
+    <w:qFormat/>
+    <w:pPr>
+      <w:widowControl w:val="false"/>
+      <w:suppressLineNumbers/>
+    </w:pPr>
+    <w:rPr/>
+  </w:style>
+  <w:style w:type="paragraph" w:styleId="TableHeading">
+    <w:name w:val="Table Heading"/>
+    <w:basedOn w:val="TableContents"/>
+    <w:qFormat/>
+    <w:pPr>
+      <w:suppressLineNumbers/>
+      <w:jc w:val="center"/>
+    </w:pPr>
+    <w:rPr>
+      <w:b/>
+      <w:bCs/>
+    </w:rPr>
+  </w:style>
   <w:style w:type="table" w:default="1" w:styleId="TableNormal">
     <w:name w:val="TableNormal"/>
     <w:tblPr>

--- a/templates/PI FORMAT.docx
+++ b/templates/PI FORMAT.docx
@@ -43,16 +43,16 @@
         <w:tblLook w:val="0400"/>
       </w:tblPr>
       <w:tblGrid>
-        <w:gridCol w:w="575"/>
-        <w:gridCol w:w="1285"/>
+        <w:gridCol w:w="574"/>
+        <w:gridCol w:w="1286"/>
         <w:gridCol w:w="687"/>
         <w:gridCol w:w="1046"/>
         <w:gridCol w:w="1363"/>
         <w:gridCol w:w="984"/>
         <w:gridCol w:w="864"/>
         <w:gridCol w:w="411"/>
-        <w:gridCol w:w="1121"/>
-        <w:gridCol w:w="1308"/>
+        <w:gridCol w:w="1122"/>
+        <w:gridCol w:w="1307"/>
       </w:tblGrid>
       <w:tr>
         <w:trPr>
@@ -75,6 +75,7 @@
               <w:pStyle w:val="normal1"/>
               <w:ind w:hanging="0" w:left="66"/>
               <w:rPr>
+                <w:rFonts w:ascii="Arial" w:hAnsi="Arial"/>
                 <w:sz w:val="20"/>
                 <w:szCs w:val="20"/>
               </w:rPr>
@@ -98,6 +99,7 @@
               <w:spacing w:lineRule="auto" w:line="247"/>
               <w:ind w:firstLine="19" w:left="76" w:right="456"/>
               <w:rPr>
+                <w:rFonts w:ascii="Arial" w:hAnsi="Arial"/>
                 <w:sz w:val="20"/>
                 <w:szCs w:val="20"/>
               </w:rPr>
@@ -120,6 +122,7 @@
               <w:spacing w:lineRule="auto" w:line="228" w:before="10" w:after="0"/>
               <w:ind w:firstLine="1" w:left="76" w:right="319"/>
               <w:rPr>
+                <w:rFonts w:ascii="Arial" w:hAnsi="Arial"/>
                 <w:sz w:val="20"/>
                 <w:szCs w:val="20"/>
               </w:rPr>
@@ -140,6 +143,7 @@
               <w:spacing w:lineRule="auto" w:line="240" w:before="19" w:after="0"/>
               <w:ind w:hanging="0" w:left="72"/>
               <w:rPr>
+                <w:rFonts w:ascii="Arial" w:hAnsi="Arial"/>
                 <w:sz w:val="20"/>
                 <w:szCs w:val="20"/>
               </w:rPr>
@@ -196,6 +200,7 @@
               <w:ind w:hanging="0" w:left="49"/>
               <w:jc w:val="center"/>
               <w:rPr>
+                <w:rFonts w:ascii="Arial" w:hAnsi="Arial"/>
                 <w:sz w:val="20"/>
                 <w:szCs w:val="20"/>
               </w:rPr>
@@ -220,6 +225,7 @@
               <w:ind w:hanging="0" w:left="99" w:right="35"/>
               <w:jc w:val="center"/>
               <w:rPr>
+                <w:rFonts w:ascii="Arial" w:hAnsi="Arial"/>
                 <w:sz w:val="20"/>
                 <w:szCs w:val="20"/>
               </w:rPr>
@@ -251,6 +257,7 @@
               <w:spacing w:lineRule="auto" w:line="240" w:before="59" w:after="0"/>
               <w:ind w:hanging="0" w:left="54" w:right="1524"/>
               <w:rPr>
+                <w:rFonts w:ascii="Arial" w:hAnsi="Arial"/>
                 <w:sz w:val="20"/>
                 <w:szCs w:val="20"/>
               </w:rPr>
@@ -273,6 +280,7 @@
               <w:spacing w:lineRule="auto" w:line="240" w:before="59" w:after="0"/>
               <w:ind w:hanging="0" w:left="54" w:right="205"/>
               <w:rPr>
+                <w:rFonts w:ascii="Arial" w:hAnsi="Arial"/>
                 <w:sz w:val="20"/>
                 <w:szCs w:val="20"/>
               </w:rPr>
@@ -293,6 +301,7 @@
               <w:spacing w:lineRule="auto" w:line="240" w:before="59" w:after="0"/>
               <w:ind w:hanging="0" w:left="54" w:right="205"/>
               <w:rPr>
+                <w:rFonts w:ascii="Arial" w:hAnsi="Arial"/>
                 <w:sz w:val="20"/>
                 <w:szCs w:val="20"/>
               </w:rPr>
@@ -313,6 +322,7 @@
               <w:spacing w:lineRule="auto" w:line="240" w:before="29" w:after="0"/>
               <w:ind w:hanging="0" w:left="54"/>
               <w:rPr>
+                <w:rFonts w:ascii="Arial" w:hAnsi="Arial"/>
                 <w:sz w:val="20"/>
                 <w:szCs w:val="20"/>
               </w:rPr>
@@ -389,6 +399,7 @@
               <w:spacing w:lineRule="auto" w:line="240" w:before="55" w:after="0"/>
               <w:ind w:hanging="0" w:left="57"/>
               <w:rPr>
+                <w:rFonts w:ascii="Arial" w:hAnsi="Arial"/>
                 <w:sz w:val="20"/>
                 <w:szCs w:val="20"/>
               </w:rPr>
@@ -443,6 +454,7 @@
               <w:spacing w:lineRule="auto" w:line="240" w:before="55" w:after="0"/>
               <w:ind w:hanging="0" w:left="56"/>
               <w:rPr>
+                <w:rFonts w:ascii="Arial" w:hAnsi="Arial"/>
                 <w:sz w:val="20"/>
                 <w:szCs w:val="20"/>
               </w:rPr>
@@ -501,6 +513,7 @@
               <w:spacing w:lineRule="auto" w:line="240" w:before="43" w:after="0"/>
               <w:ind w:hanging="0" w:left="49"/>
               <w:rPr>
+                <w:rFonts w:ascii="Arial" w:hAnsi="Arial"/>
                 <w:sz w:val="20"/>
                 <w:szCs w:val="20"/>
               </w:rPr>
@@ -523,6 +536,7 @@
               <w:spacing w:lineRule="auto" w:line="240" w:before="43" w:after="0"/>
               <w:ind w:hanging="0" w:left="49"/>
               <w:rPr>
+                <w:rFonts w:ascii="Arial" w:hAnsi="Arial"/>
                 <w:sz w:val="20"/>
                 <w:szCs w:val="20"/>
               </w:rPr>
@@ -542,6 +556,7 @@
               <w:spacing w:lineRule="auto" w:line="240" w:before="43" w:after="0"/>
               <w:ind w:hanging="0" w:left="49"/>
               <w:rPr>
+                <w:rFonts w:ascii="Arial" w:hAnsi="Arial"/>
                 <w:sz w:val="20"/>
                 <w:szCs w:val="20"/>
               </w:rPr>
@@ -561,6 +576,7 @@
               <w:spacing w:lineRule="auto" w:line="240" w:before="43" w:after="0"/>
               <w:ind w:hanging="0" w:left="49"/>
               <w:rPr>
+                <w:rFonts w:ascii="Arial" w:hAnsi="Arial"/>
                 <w:sz w:val="20"/>
                 <w:szCs w:val="20"/>
               </w:rPr>
@@ -598,6 +614,7 @@
               <w:ind w:hanging="0" w:left="49"/>
               <w:jc w:val="center"/>
               <w:rPr>
+                <w:rFonts w:ascii="Arial" w:hAnsi="Arial"/>
                 <w:sz w:val="20"/>
                 <w:szCs w:val="20"/>
               </w:rPr>
@@ -621,6 +638,7 @@
               <w:ind w:hanging="0" w:left="49"/>
               <w:jc w:val="center"/>
               <w:rPr>
+                <w:rFonts w:ascii="Arial" w:hAnsi="Arial"/>
                 <w:sz w:val="20"/>
                 <w:szCs w:val="20"/>
               </w:rPr>
@@ -654,6 +672,7 @@
               <w:ind w:hanging="0" w:left="49"/>
               <w:jc w:val="center"/>
               <w:rPr>
+                <w:rFonts w:ascii="Arial" w:hAnsi="Arial"/>
                 <w:sz w:val="20"/>
                 <w:szCs w:val="20"/>
               </w:rPr>
@@ -689,6 +708,7 @@
               <w:ind w:hanging="0" w:left="49"/>
               <w:jc w:val="center"/>
               <w:rPr>
+                <w:rFonts w:ascii="Arial" w:hAnsi="Arial"/>
                 <w:sz w:val="20"/>
                 <w:szCs w:val="20"/>
               </w:rPr>
@@ -712,6 +732,7 @@
               <w:ind w:hanging="0" w:left="49"/>
               <w:jc w:val="center"/>
               <w:rPr>
+                <w:rFonts w:ascii="Arial" w:hAnsi="Arial"/>
                 <w:sz w:val="20"/>
                 <w:szCs w:val="20"/>
               </w:rPr>
@@ -745,6 +766,7 @@
               <w:ind w:hanging="0" w:left="49"/>
               <w:jc w:val="center"/>
               <w:rPr>
+                <w:rFonts w:ascii="Arial" w:hAnsi="Arial"/>
                 <w:sz w:val="20"/>
                 <w:szCs w:val="20"/>
               </w:rPr>
@@ -768,6 +790,7 @@
               <w:ind w:hanging="0" w:left="49"/>
               <w:jc w:val="center"/>
               <w:rPr>
+                <w:rFonts w:ascii="Arial" w:hAnsi="Arial"/>
                 <w:sz w:val="20"/>
                 <w:szCs w:val="20"/>
               </w:rPr>
@@ -805,6 +828,7 @@
               <w:ind w:hanging="0" w:left="49"/>
               <w:jc w:val="center"/>
               <w:rPr>
+                <w:rFonts w:ascii="Arial" w:hAnsi="Arial"/>
                 <w:sz w:val="20"/>
                 <w:szCs w:val="20"/>
               </w:rPr>
@@ -840,6 +864,7 @@
               <w:ind w:hanging="0" w:left="49"/>
               <w:jc w:val="center"/>
               <w:rPr>
+                <w:rFonts w:ascii="Arial" w:hAnsi="Arial"/>
                 <w:sz w:val="20"/>
                 <w:szCs w:val="20"/>
               </w:rPr>
@@ -862,6 +887,7 @@
               <w:spacing w:lineRule="auto" w:line="240" w:before="21" w:after="0"/>
               <w:jc w:val="center"/>
               <w:rPr>
+                <w:rFonts w:ascii="Arial" w:hAnsi="Arial"/>
                 <w:sz w:val="20"/>
                 <w:szCs w:val="20"/>
               </w:rPr>
@@ -896,6 +922,7 @@
               <w:ind w:hanging="0" w:left="49"/>
               <w:jc w:val="center"/>
               <w:rPr>
+                <w:rFonts w:ascii="Arial" w:hAnsi="Arial"/>
                 <w:sz w:val="20"/>
                 <w:szCs w:val="20"/>
               </w:rPr>
@@ -917,6 +944,7 @@
               <w:pStyle w:val="normal1"/>
               <w:jc w:val="center"/>
               <w:rPr>
+                <w:rFonts w:ascii="Arial" w:hAnsi="Arial"/>
                 <w:sz w:val="20"/>
                 <w:szCs w:val="20"/>
               </w:rPr>
@@ -992,6 +1020,7 @@
               <w:ind w:hanging="0" w:left="88"/>
               <w:jc w:val="center"/>
               <w:rPr>
+                <w:rFonts w:ascii="Arial" w:hAnsi="Arial"/>
                 <w:sz w:val="20"/>
                 <w:szCs w:val="20"/>
               </w:rPr>
@@ -1025,6 +1054,7 @@
               <w:ind w:hanging="14" w:left="-14"/>
               <w:jc w:val="center"/>
               <w:rPr>
+                <w:rFonts w:ascii="Arial" w:hAnsi="Arial"/>
                 <w:sz w:val="20"/>
                 <w:szCs w:val="20"/>
               </w:rPr>
@@ -1057,6 +1087,7 @@
               <w:ind w:hanging="0" w:left="103"/>
               <w:jc w:val="center"/>
               <w:rPr>
+                <w:rFonts w:ascii="Arial" w:hAnsi="Arial"/>
                 <w:sz w:val="20"/>
                 <w:szCs w:val="20"/>
               </w:rPr>
@@ -1080,6 +1111,7 @@
               <w:ind w:hanging="14" w:left="-14"/>
               <w:jc w:val="center"/>
               <w:rPr>
+                <w:rFonts w:ascii="Arial" w:hAnsi="Arial"/>
                 <w:sz w:val="20"/>
                 <w:szCs w:val="20"/>
               </w:rPr>
@@ -1140,7 +1172,7 @@
         </w:trPr>
         <w:tc>
           <w:tcPr>
-            <w:tcW w:w="575" w:type="dxa"/>
+            <w:tcW w:w="574" w:type="dxa"/>
             <w:tcBorders>
               <w:top w:val="single" w:sz="4" w:space="0" w:color="000000"/>
               <w:left w:val="single" w:sz="4" w:space="0" w:color="000000"/>
@@ -1156,6 +1188,7 @@
               <w:ind w:hanging="0" w:left="49"/>
               <w:jc w:val="center"/>
               <w:rPr>
+                <w:rFonts w:ascii="Arial" w:hAnsi="Arial"/>
                 <w:sz w:val="20"/>
                 <w:szCs w:val="20"/>
               </w:rPr>
@@ -1175,7 +1208,7 @@
         </w:tc>
         <w:tc>
           <w:tcPr>
-            <w:tcW w:w="1285" w:type="dxa"/>
+            <w:tcW w:w="1286" w:type="dxa"/>
             <w:tcBorders>
               <w:top w:val="single" w:sz="4" w:space="0" w:color="000000"/>
               <w:left w:val="single" w:sz="4" w:space="0" w:color="000000"/>
@@ -1191,6 +1224,7 @@
               <w:ind w:hanging="0" w:left="49"/>
               <w:jc w:val="center"/>
               <w:rPr>
+                <w:rFonts w:ascii="Arial" w:hAnsi="Arial"/>
                 <w:sz w:val="20"/>
                 <w:szCs w:val="20"/>
               </w:rPr>
@@ -1227,6 +1261,7 @@
               <w:ind w:hanging="0" w:left="49"/>
               <w:jc w:val="center"/>
               <w:rPr>
+                <w:rFonts w:ascii="Arial" w:hAnsi="Arial"/>
                 <w:sz w:val="20"/>
                 <w:szCs w:val="20"/>
               </w:rPr>
@@ -1263,6 +1298,7 @@
               <w:ind w:hanging="0" w:left="90" w:right="118"/>
               <w:jc w:val="center"/>
               <w:rPr>
+                <w:rFonts w:ascii="Arial" w:hAnsi="Arial"/>
                 <w:sz w:val="20"/>
                 <w:szCs w:val="20"/>
               </w:rPr>
@@ -1282,7 +1318,7 @@
         </w:tc>
         <w:tc>
           <w:tcPr>
-            <w:tcW w:w="1121" w:type="dxa"/>
+            <w:tcW w:w="1122" w:type="dxa"/>
             <w:tcBorders>
               <w:top w:val="single" w:sz="4" w:space="0" w:color="000000"/>
               <w:left w:val="single" w:sz="4" w:space="0" w:color="000000"/>
@@ -1298,6 +1334,7 @@
               <w:ind w:right="15"/>
               <w:jc w:val="center"/>
               <w:rPr>
+                <w:rFonts w:ascii="Arial" w:hAnsi="Arial"/>
                 <w:sz w:val="20"/>
                 <w:szCs w:val="20"/>
               </w:rPr>
@@ -1317,7 +1354,7 @@
         </w:tc>
         <w:tc>
           <w:tcPr>
-            <w:tcW w:w="1308" w:type="dxa"/>
+            <w:tcW w:w="1307" w:type="dxa"/>
             <w:tcBorders>
               <w:top w:val="single" w:sz="4" w:space="0" w:color="000000"/>
               <w:left w:val="single" w:sz="4" w:space="0" w:color="000000"/>
@@ -1333,6 +1370,7 @@
               <w:ind w:hanging="6" w:right="30"/>
               <w:jc w:val="center"/>
               <w:rPr>
+                <w:rFonts w:ascii="Arial" w:hAnsi="Arial"/>
                 <w:sz w:val="20"/>
                 <w:szCs w:val="20"/>
               </w:rPr>
@@ -1365,12 +1403,14 @@
             <w:pPr>
               <w:pStyle w:val="normal1"/>
               <w:rPr>
-                <w:sz w:val="20"/>
-                <w:szCs w:val="20"/>
-              </w:rPr>
-            </w:pPr>
-            <w:r>
-              <w:rPr>
+                <w:rFonts w:ascii="Arial" w:hAnsi="Arial"/>
+                <w:sz w:val="20"/>
+                <w:szCs w:val="20"/>
+              </w:rPr>
+            </w:pPr>
+            <w:r>
+              <w:rPr>
+                <w:rFonts w:ascii="Arial" w:hAnsi="Arial"/>
                 <w:sz w:val="20"/>
                 <w:szCs w:val="20"/>
               </w:rPr>
@@ -1383,7 +1423,7 @@
         <w:trPr/>
         <w:tc>
           <w:tcPr>
-            <w:tcW w:w="575" w:type="dxa"/>
+            <w:tcW w:w="574" w:type="dxa"/>
             <w:tcBorders>
               <w:left w:val="single" w:sz="4" w:space="0" w:color="000000"/>
               <w:right w:val="single" w:sz="4" w:space="0" w:color="000000"/>
@@ -1395,6 +1435,7 @@
               <w:spacing w:lineRule="auto" w:line="240" w:before="19" w:after="0"/>
               <w:jc w:val="center"/>
               <w:rPr>
+                <w:rFonts w:ascii="Arial" w:hAnsi="Arial"/>
                 <w:sz w:val="20"/>
                 <w:szCs w:val="20"/>
               </w:rPr>
@@ -1411,7 +1452,7 @@
         </w:tc>
         <w:tc>
           <w:tcPr>
-            <w:tcW w:w="1285" w:type="dxa"/>
+            <w:tcW w:w="1286" w:type="dxa"/>
             <w:tcBorders>
               <w:left w:val="single" w:sz="4" w:space="0" w:color="000000"/>
               <w:right w:val="single" w:sz="4" w:space="0" w:color="000000"/>
@@ -1424,6 +1465,7 @@
               <w:ind w:right="55"/>
               <w:jc w:val="center"/>
               <w:rPr>
+                <w:rFonts w:ascii="Arial" w:hAnsi="Arial"/>
                 <w:sz w:val="20"/>
                 <w:szCs w:val="20"/>
               </w:rPr>
@@ -1452,6 +1494,7 @@
               <w:pStyle w:val="normal1"/>
               <w:spacing w:lineRule="auto" w:line="228" w:before="19" w:after="0"/>
               <w:rPr>
+                <w:rFonts w:ascii="Arial" w:hAnsi="Arial"/>
                 <w:sz w:val="20"/>
                 <w:szCs w:val="20"/>
               </w:rPr>
@@ -1481,6 +1524,7 @@
               <w:spacing w:lineRule="auto" w:line="240" w:before="19" w:after="0"/>
               <w:jc w:val="center"/>
               <w:rPr>
+                <w:rFonts w:ascii="Arial" w:hAnsi="Arial"/>
                 <w:sz w:val="20"/>
                 <w:szCs w:val="20"/>
               </w:rPr>
@@ -1497,7 +1541,7 @@
         </w:tc>
         <w:tc>
           <w:tcPr>
-            <w:tcW w:w="1121" w:type="dxa"/>
+            <w:tcW w:w="1122" w:type="dxa"/>
             <w:tcBorders>
               <w:left w:val="single" w:sz="4" w:space="0" w:color="000000"/>
               <w:right w:val="single" w:sz="4" w:space="0" w:color="000000"/>
@@ -1514,6 +1558,7 @@
               <w:ind w:right="114"/>
               <w:jc w:val="right"/>
               <w:rPr>
+                <w:rFonts w:ascii="Arial" w:hAnsi="Arial"/>
                 <w:sz w:val="20"/>
                 <w:szCs w:val="20"/>
               </w:rPr>
@@ -1539,7 +1584,7 @@
         </w:tc>
         <w:tc>
           <w:tcPr>
-            <w:tcW w:w="1308" w:type="dxa"/>
+            <w:tcW w:w="1307" w:type="dxa"/>
             <w:tcBorders>
               <w:left w:val="single" w:sz="4" w:space="0" w:color="000000"/>
               <w:right w:val="single" w:sz="4" w:space="0" w:color="000000"/>
@@ -1552,6 +1597,7 @@
               <w:ind w:right="55"/>
               <w:jc w:val="right"/>
               <w:rPr>
+                <w:rFonts w:ascii="Arial" w:hAnsi="Arial"/>
                 <w:sz w:val="20"/>
                 <w:szCs w:val="20"/>
               </w:rPr>
@@ -1590,12 +1636,14 @@
             <w:pPr>
               <w:pStyle w:val="normal1"/>
               <w:rPr>
-                <w:sz w:val="20"/>
-                <w:szCs w:val="20"/>
-              </w:rPr>
-            </w:pPr>
-            <w:r>
-              <w:rPr>
+                <w:rFonts w:ascii="Arial" w:hAnsi="Arial"/>
+                <w:sz w:val="20"/>
+                <w:szCs w:val="20"/>
+              </w:rPr>
+            </w:pPr>
+            <w:r>
+              <w:rPr>
+                <w:rFonts w:ascii="Arial" w:hAnsi="Arial"/>
                 <w:sz w:val="20"/>
                 <w:szCs w:val="20"/>
               </w:rPr>
@@ -1610,7 +1658,7 @@
         </w:trPr>
         <w:tc>
           <w:tcPr>
-            <w:tcW w:w="8336" w:type="dxa"/>
+            <w:tcW w:w="8337" w:type="dxa"/>
             <w:gridSpan w:val="9"/>
             <w:tcBorders>
               <w:top w:val="single" w:sz="4" w:space="0" w:color="000000"/>
@@ -1626,6 +1674,7 @@
               <w:ind w:right="158"/>
               <w:jc w:val="right"/>
               <w:rPr>
+                <w:rFonts w:ascii="Arial" w:hAnsi="Arial"/>
                 <w:sz w:val="20"/>
                 <w:szCs w:val="20"/>
               </w:rPr>
@@ -1666,7 +1715,7 @@
         </w:tc>
         <w:tc>
           <w:tcPr>
-            <w:tcW w:w="1308" w:type="dxa"/>
+            <w:tcW w:w="1307" w:type="dxa"/>
             <w:tcBorders>
               <w:top w:val="single" w:sz="4" w:space="0" w:color="000000"/>
               <w:left w:val="single" w:sz="4" w:space="0" w:color="000000"/>
@@ -1681,6 +1730,7 @@
               <w:ind w:hanging="0" w:left="121" w:right="55"/>
               <w:jc w:val="right"/>
               <w:rPr>
+                <w:rFonts w:ascii="Arial" w:hAnsi="Arial"/>
                 <w:sz w:val="20"/>
                 <w:szCs w:val="20"/>
               </w:rPr>
@@ -1720,6 +1770,7 @@
               <w:spacing w:lineRule="auto" w:line="240" w:before="88" w:after="0"/>
               <w:jc w:val="center"/>
               <w:rPr>
+                <w:rFonts w:ascii="Arial" w:hAnsi="Arial"/>
                 <w:sz w:val="20"/>
                 <w:szCs w:val="20"/>
               </w:rPr>
@@ -1755,6 +1806,7 @@
             <w:pPr>
               <w:pStyle w:val="normal1"/>
               <w:rPr>
+                <w:rFonts w:ascii="Arial" w:hAnsi="Arial"/>
                 <w:sz w:val="20"/>
                 <w:szCs w:val="20"/>
               </w:rPr>
@@ -1797,6 +1849,7 @@
               <w:pStyle w:val="normal1"/>
               <w:ind w:hanging="0" w:left="98"/>
               <w:rPr>
+                <w:rFonts w:ascii="Arial" w:hAnsi="Arial"/>
                 <w:sz w:val="20"/>
                 <w:szCs w:val="20"/>
               </w:rPr>
@@ -1816,6 +1869,7 @@
               <w:pStyle w:val="normal1"/>
               <w:ind w:hanging="0" w:left="98"/>
               <w:rPr>
+                <w:rFonts w:ascii="Arial" w:hAnsi="Arial"/>
                 <w:sz w:val="20"/>
                 <w:szCs w:val="20"/>
               </w:rPr>
@@ -1835,6 +1889,7 @@
               <w:pStyle w:val="normal1"/>
               <w:ind w:hanging="0" w:left="98"/>
               <w:rPr>
+                <w:rFonts w:ascii="Arial" w:hAnsi="Arial"/>
                 <w:sz w:val="20"/>
                 <w:szCs w:val="20"/>
               </w:rPr>
@@ -1854,6 +1909,7 @@
               <w:pStyle w:val="normal1"/>
               <w:ind w:hanging="0" w:left="98"/>
               <w:rPr>
+                <w:rFonts w:ascii="Arial" w:hAnsi="Arial"/>
                 <w:sz w:val="20"/>
                 <w:szCs w:val="20"/>
               </w:rPr>
@@ -1886,6 +1942,7 @@
               <w:spacing w:lineRule="auto" w:line="240" w:before="9" w:after="0"/>
               <w:ind w:hanging="0" w:left="51"/>
               <w:rPr>
+                <w:rFonts w:ascii="Arial" w:hAnsi="Arial"/>
                 <w:sz w:val="20"/>
                 <w:szCs w:val="20"/>
               </w:rPr>
@@ -1907,12 +1964,14 @@
               <w:pStyle w:val="normal1"/>
               <w:ind w:firstLine="75"/>
               <w:rPr>
-                <w:sz w:val="20"/>
-                <w:szCs w:val="20"/>
-              </w:rPr>
-            </w:pPr>
-            <w:r>
-              <w:rPr>
+                <w:rFonts w:ascii="Arial" w:hAnsi="Arial"/>
+                <w:sz w:val="20"/>
+                <w:szCs w:val="20"/>
+              </w:rPr>
+            </w:pPr>
+            <w:r>
+              <w:rPr>
+                <w:rFonts w:ascii="Arial" w:hAnsi="Arial"/>
                 <w:sz w:val="20"/>
                 <w:szCs w:val="20"/>
               </w:rPr>
@@ -1960,6 +2019,7 @@
               <w:pStyle w:val="normal1"/>
               <w:ind w:hanging="0"/>
               <w:rPr>
+                <w:rFonts w:ascii="Arial" w:hAnsi="Arial"/>
                 <w:sz w:val="20"/>
                 <w:szCs w:val="20"/>
               </w:rPr>

--- a/templates/PI FORMAT.docx
+++ b/templates/PI FORMAT.docx
@@ -1122,7 +1122,7 @@
                 <w:sz w:val="20"/>
                 <w:szCs w:val="20"/>
               </w:rPr>
-              <w:t>{{shipping.country_of_destination}}</w:t>
+              <w:t>{{shipping.final_destination}}</w:t>
             </w:r>
           </w:p>
         </w:tc>

--- a/templates/PI FORMAT.docx
+++ b/templates/PI FORMAT.docx
@@ -1709,7 +1709,7 @@
                 <w:sz w:val="20"/>
                 <w:szCs w:val="20"/>
               </w:rPr>
-              <w:t>UNITS CIF(USD)</w:t>
+              <w:t>UNITS {% if has_freight_or_insurance %}CIF{% else %}FOB{% endif %}(USD)</w:t>
             </w:r>
           </w:p>
         </w:tc>

--- a/templates/PI FORMAT.docx
+++ b/templates/PI FORMAT.docx
@@ -650,7 +650,7 @@
                 <w:sz w:val="20"/>
                 <w:szCs w:val="20"/>
               </w:rPr>
-              <w:t>BY ROAD</w:t>
+              <w:t>{{shipping.mode_of_transport}}</w:t>
             </w:r>
           </w:p>
         </w:tc>

--- a/templates/PI FORMAT.docx
+++ b/templates/PI FORMAT.docx
@@ -43,16 +43,16 @@
         <w:tblLook w:val="0400"/>
       </w:tblPr>
       <w:tblGrid>
-        <w:gridCol w:w="574"/>
-        <w:gridCol w:w="1286"/>
+        <w:gridCol w:w="572"/>
+        <w:gridCol w:w="1288"/>
         <w:gridCol w:w="687"/>
         <w:gridCol w:w="1046"/>
         <w:gridCol w:w="1363"/>
         <w:gridCol w:w="984"/>
         <w:gridCol w:w="864"/>
         <w:gridCol w:w="411"/>
-        <w:gridCol w:w="1122"/>
-        <w:gridCol w:w="1307"/>
+        <w:gridCol w:w="1124"/>
+        <w:gridCol w:w="1305"/>
       </w:tblGrid>
       <w:tr>
         <w:trPr>
@@ -199,11 +199,7 @@
               <w:spacing w:lineRule="auto" w:line="240" w:before="21" w:after="0"/>
               <w:ind w:hanging="0" w:left="49"/>
               <w:jc w:val="center"/>
-              <w:rPr>
-                <w:rFonts w:ascii="Arial" w:hAnsi="Arial"/>
-                <w:sz w:val="20"/>
-                <w:szCs w:val="20"/>
-              </w:rPr>
+              <w:rPr/>
             </w:pPr>
             <w:r>
               <w:rPr>
@@ -224,11 +220,7 @@
               <w:spacing w:lineRule="auto" w:line="252"/>
               <w:ind w:hanging="0" w:left="99" w:right="35"/>
               <w:jc w:val="center"/>
-              <w:rPr>
-                <w:rFonts w:ascii="Arial" w:hAnsi="Arial"/>
-                <w:sz w:val="20"/>
-                <w:szCs w:val="20"/>
-              </w:rPr>
+              <w:rPr/>
             </w:pPr>
             <w:r>
               <w:rPr>
@@ -256,11 +248,8 @@
               <w:pStyle w:val="normal1"/>
               <w:spacing w:lineRule="auto" w:line="240" w:before="59" w:after="0"/>
               <w:ind w:hanging="0" w:left="54" w:right="1524"/>
-              <w:rPr>
-                <w:rFonts w:ascii="Arial" w:hAnsi="Arial"/>
-                <w:sz w:val="20"/>
-                <w:szCs w:val="20"/>
-              </w:rPr>
+              <w:jc w:val="left"/>
+              <w:rPr/>
             </w:pPr>
             <w:r>
               <w:rPr>
@@ -279,11 +268,8 @@
               <w:pStyle w:val="normal1"/>
               <w:spacing w:lineRule="auto" w:line="240" w:before="59" w:after="0"/>
               <w:ind w:hanging="0" w:left="54" w:right="205"/>
-              <w:rPr>
-                <w:rFonts w:ascii="Arial" w:hAnsi="Arial"/>
-                <w:sz w:val="20"/>
-                <w:szCs w:val="20"/>
-              </w:rPr>
+              <w:jc w:val="left"/>
+              <w:rPr/>
             </w:pPr>
             <w:r>
               <w:rPr>
@@ -300,11 +286,8 @@
               <w:pStyle w:val="normal1"/>
               <w:spacing w:lineRule="auto" w:line="240" w:before="59" w:after="0"/>
               <w:ind w:hanging="0" w:left="54" w:right="205"/>
-              <w:rPr>
-                <w:rFonts w:ascii="Arial" w:hAnsi="Arial"/>
-                <w:sz w:val="20"/>
-                <w:szCs w:val="20"/>
-              </w:rPr>
+              <w:jc w:val="left"/>
+              <w:rPr/>
             </w:pPr>
             <w:r>
               <w:rPr>
@@ -321,11 +304,8 @@
               <w:pStyle w:val="normal1"/>
               <w:spacing w:lineRule="auto" w:line="240" w:before="29" w:after="0"/>
               <w:ind w:hanging="0" w:left="54"/>
-              <w:rPr>
-                <w:rFonts w:ascii="Arial" w:hAnsi="Arial"/>
-                <w:sz w:val="20"/>
-                <w:szCs w:val="20"/>
-              </w:rPr>
+              <w:jc w:val="left"/>
+              <w:rPr/>
             </w:pPr>
             <w:r>
               <w:rPr>
@@ -398,11 +378,8 @@
               <w:pStyle w:val="normal1"/>
               <w:spacing w:lineRule="auto" w:line="240" w:before="55" w:after="0"/>
               <w:ind w:hanging="0" w:left="57"/>
-              <w:rPr>
-                <w:rFonts w:ascii="Arial" w:hAnsi="Arial"/>
-                <w:sz w:val="20"/>
-                <w:szCs w:val="20"/>
-              </w:rPr>
+              <w:jc w:val="center"/>
+              <w:rPr/>
             </w:pPr>
             <w:r>
               <w:rPr>
@@ -420,6 +397,7 @@
             <w:pPr>
               <w:pStyle w:val="normal1"/>
               <w:spacing w:lineRule="auto" w:line="240" w:before="55" w:after="0"/>
+              <w:jc w:val="center"/>
               <w:rPr>
                 <w:rFonts w:ascii="Arial" w:hAnsi="Arial" w:eastAsia="Arial" w:cs="Arial"/>
                 <w:color w:val="000000"/>
@@ -453,11 +431,8 @@
               <w:pStyle w:val="normal1"/>
               <w:spacing w:lineRule="auto" w:line="240" w:before="55" w:after="0"/>
               <w:ind w:hanging="0" w:left="56"/>
-              <w:rPr>
-                <w:rFonts w:ascii="Arial" w:hAnsi="Arial"/>
-                <w:sz w:val="20"/>
-                <w:szCs w:val="20"/>
-              </w:rPr>
+              <w:jc w:val="center"/>
+              <w:rPr/>
             </w:pPr>
             <w:r>
               <w:rPr>
@@ -474,6 +449,7 @@
           <w:p>
             <w:pPr>
               <w:pStyle w:val="normal1"/>
+              <w:jc w:val="center"/>
               <w:rPr>
                 <w:rFonts w:ascii="Arial" w:hAnsi="Arial" w:eastAsia="Arial" w:cs="Arial"/>
                 <w:color w:val="000000"/>
@@ -613,11 +589,7 @@
               <w:spacing w:lineRule="auto" w:line="240" w:before="21" w:after="0"/>
               <w:ind w:hanging="0" w:left="49"/>
               <w:jc w:val="center"/>
-              <w:rPr>
-                <w:rFonts w:ascii="Arial" w:hAnsi="Arial"/>
-                <w:sz w:val="20"/>
-                <w:szCs w:val="20"/>
-              </w:rPr>
+              <w:rPr/>
             </w:pPr>
             <w:r>
               <w:rPr>
@@ -637,11 +609,7 @@
               <w:spacing w:lineRule="auto" w:line="240" w:before="21" w:after="0"/>
               <w:ind w:hanging="0" w:left="49"/>
               <w:jc w:val="center"/>
-              <w:rPr>
-                <w:rFonts w:ascii="Arial" w:hAnsi="Arial"/>
-                <w:sz w:val="20"/>
-                <w:szCs w:val="20"/>
-              </w:rPr>
+              <w:rPr/>
             </w:pPr>
             <w:r>
               <w:rPr>
@@ -671,11 +639,7 @@
               <w:spacing w:lineRule="auto" w:line="240" w:before="21" w:after="0"/>
               <w:ind w:hanging="0" w:left="49"/>
               <w:jc w:val="center"/>
-              <w:rPr>
-                <w:rFonts w:ascii="Arial" w:hAnsi="Arial"/>
-                <w:sz w:val="20"/>
-                <w:szCs w:val="20"/>
-              </w:rPr>
+              <w:rPr/>
             </w:pPr>
             <w:r>
               <w:rPr>
@@ -707,11 +671,7 @@
               <w:spacing w:lineRule="auto" w:line="240" w:before="21" w:after="0"/>
               <w:ind w:hanging="0" w:left="49"/>
               <w:jc w:val="center"/>
-              <w:rPr>
-                <w:rFonts w:ascii="Arial" w:hAnsi="Arial"/>
-                <w:sz w:val="20"/>
-                <w:szCs w:val="20"/>
-              </w:rPr>
+              <w:rPr/>
             </w:pPr>
             <w:r>
               <w:rPr>
@@ -731,11 +691,7 @@
               <w:spacing w:lineRule="auto" w:line="240" w:before="21" w:after="0"/>
               <w:ind w:hanging="0" w:left="49"/>
               <w:jc w:val="center"/>
-              <w:rPr>
-                <w:rFonts w:ascii="Arial" w:hAnsi="Arial"/>
-                <w:sz w:val="20"/>
-                <w:szCs w:val="20"/>
-              </w:rPr>
+              <w:rPr/>
             </w:pPr>
             <w:r>
               <w:rPr>
@@ -765,11 +721,7 @@
               <w:spacing w:lineRule="auto" w:line="240" w:before="21" w:after="0"/>
               <w:ind w:hanging="0" w:left="49"/>
               <w:jc w:val="center"/>
-              <w:rPr>
-                <w:rFonts w:ascii="Arial" w:hAnsi="Arial"/>
-                <w:sz w:val="20"/>
-                <w:szCs w:val="20"/>
-              </w:rPr>
+              <w:rPr/>
             </w:pPr>
             <w:r>
               <w:rPr>
@@ -789,11 +741,7 @@
               <w:spacing w:lineRule="auto" w:line="240" w:before="21" w:after="0"/>
               <w:ind w:hanging="0" w:left="49"/>
               <w:jc w:val="center"/>
-              <w:rPr>
-                <w:rFonts w:ascii="Arial" w:hAnsi="Arial"/>
-                <w:sz w:val="20"/>
-                <w:szCs w:val="20"/>
-              </w:rPr>
+              <w:rPr/>
             </w:pPr>
             <w:r>
               <w:rPr>
@@ -827,11 +775,7 @@
               <w:spacing w:lineRule="auto" w:line="240" w:before="21" w:after="0"/>
               <w:ind w:hanging="0" w:left="49"/>
               <w:jc w:val="center"/>
-              <w:rPr>
-                <w:rFonts w:ascii="Arial" w:hAnsi="Arial"/>
-                <w:sz w:val="20"/>
-                <w:szCs w:val="20"/>
-              </w:rPr>
+              <w:rPr/>
             </w:pPr>
             <w:r>
               <w:rPr>
@@ -863,11 +807,7 @@
               <w:spacing w:lineRule="auto" w:line="240" w:before="21" w:after="0"/>
               <w:ind w:hanging="0" w:left="49"/>
               <w:jc w:val="center"/>
-              <w:rPr>
-                <w:rFonts w:ascii="Arial" w:hAnsi="Arial"/>
-                <w:sz w:val="20"/>
-                <w:szCs w:val="20"/>
-              </w:rPr>
+              <w:rPr/>
             </w:pPr>
             <w:r>
               <w:rPr>
@@ -886,11 +826,7 @@
               <w:pStyle w:val="normal1"/>
               <w:spacing w:lineRule="auto" w:line="240" w:before="21" w:after="0"/>
               <w:jc w:val="center"/>
-              <w:rPr>
-                <w:rFonts w:ascii="Arial" w:hAnsi="Arial"/>
-                <w:sz w:val="20"/>
-                <w:szCs w:val="20"/>
-              </w:rPr>
+              <w:rPr/>
             </w:pPr>
             <w:r>
               <w:rPr>
@@ -921,11 +857,7 @@
               <w:spacing w:lineRule="auto" w:line="240" w:before="21" w:after="0"/>
               <w:ind w:hanging="0" w:left="49"/>
               <w:jc w:val="center"/>
-              <w:rPr>
-                <w:rFonts w:ascii="Arial" w:hAnsi="Arial"/>
-                <w:sz w:val="20"/>
-                <w:szCs w:val="20"/>
-              </w:rPr>
+              <w:rPr/>
             </w:pPr>
             <w:r>
               <w:rPr>
@@ -943,11 +875,7 @@
             <w:pPr>
               <w:pStyle w:val="normal1"/>
               <w:jc w:val="center"/>
-              <w:rPr>
-                <w:rFonts w:ascii="Arial" w:hAnsi="Arial"/>
-                <w:sz w:val="20"/>
-                <w:szCs w:val="20"/>
-              </w:rPr>
+              <w:rPr/>
             </w:pPr>
             <w:r>
               <w:rPr>
@@ -1019,11 +947,7 @@
               <w:spacing w:lineRule="auto" w:line="240" w:before="21" w:after="0"/>
               <w:ind w:hanging="0" w:left="88"/>
               <w:jc w:val="center"/>
-              <w:rPr>
-                <w:rFonts w:ascii="Arial" w:hAnsi="Arial"/>
-                <w:sz w:val="20"/>
-                <w:szCs w:val="20"/>
-              </w:rPr>
+              <w:rPr/>
             </w:pPr>
             <w:r>
               <w:rPr>
@@ -1053,11 +977,7 @@
               <w:spacing w:lineRule="auto" w:line="240" w:before="59" w:after="0"/>
               <w:ind w:hanging="14" w:left="-14"/>
               <w:jc w:val="center"/>
-              <w:rPr>
-                <w:rFonts w:ascii="Arial" w:hAnsi="Arial"/>
-                <w:sz w:val="20"/>
-                <w:szCs w:val="20"/>
-              </w:rPr>
+              <w:rPr/>
             </w:pPr>
             <w:r>
               <w:rPr>
@@ -1086,11 +1006,7 @@
               <w:spacing w:lineRule="auto" w:line="240" w:before="21" w:after="0"/>
               <w:ind w:hanging="0" w:left="103"/>
               <w:jc w:val="center"/>
-              <w:rPr>
-                <w:rFonts w:ascii="Arial" w:hAnsi="Arial"/>
-                <w:sz w:val="20"/>
-                <w:szCs w:val="20"/>
-              </w:rPr>
+              <w:rPr/>
             </w:pPr>
             <w:r>
               <w:rPr>
@@ -1110,11 +1026,7 @@
               <w:spacing w:lineRule="auto" w:line="240" w:before="59" w:after="0"/>
               <w:ind w:hanging="14" w:left="-14"/>
               <w:jc w:val="center"/>
-              <w:rPr>
-                <w:rFonts w:ascii="Arial" w:hAnsi="Arial"/>
-                <w:sz w:val="20"/>
-                <w:szCs w:val="20"/>
-              </w:rPr>
+              <w:rPr/>
             </w:pPr>
             <w:r>
               <w:rPr>
@@ -1147,7 +1059,7 @@
               <w:shd w:val="clear" w:fill="auto"/>
               <w:spacing w:lineRule="auto" w:line="276" w:before="0" w:after="0"/>
               <w:ind w:hanging="0" w:left="0" w:right="0"/>
-              <w:jc w:val="left"/>
+              <w:jc w:val="center"/>
               <w:rPr>
                 <w:rFonts w:ascii="Arial" w:hAnsi="Arial" w:eastAsia="Arial" w:cs="Arial"/>
                 <w:color w:val="000000"/>
@@ -1172,7 +1084,7 @@
         </w:trPr>
         <w:tc>
           <w:tcPr>
-            <w:tcW w:w="574" w:type="dxa"/>
+            <w:tcW w:w="572" w:type="dxa"/>
             <w:tcBorders>
               <w:top w:val="single" w:sz="4" w:space="0" w:color="000000"/>
               <w:left w:val="single" w:sz="4" w:space="0" w:color="000000"/>
@@ -1187,11 +1099,7 @@
               <w:spacing w:lineRule="auto" w:line="240" w:before="21" w:after="0"/>
               <w:ind w:hanging="0" w:left="49"/>
               <w:jc w:val="center"/>
-              <w:rPr>
-                <w:rFonts w:ascii="Arial" w:hAnsi="Arial"/>
-                <w:sz w:val="20"/>
-                <w:szCs w:val="20"/>
-              </w:rPr>
+              <w:rPr/>
             </w:pPr>
             <w:r>
               <w:rPr>
@@ -1208,7 +1116,7 @@
         </w:tc>
         <w:tc>
           <w:tcPr>
-            <w:tcW w:w="1286" w:type="dxa"/>
+            <w:tcW w:w="1288" w:type="dxa"/>
             <w:tcBorders>
               <w:top w:val="single" w:sz="4" w:space="0" w:color="000000"/>
               <w:left w:val="single" w:sz="4" w:space="0" w:color="000000"/>
@@ -1223,11 +1131,7 @@
               <w:spacing w:lineRule="auto" w:line="240" w:before="21" w:after="0"/>
               <w:ind w:hanging="0" w:left="49"/>
               <w:jc w:val="center"/>
-              <w:rPr>
-                <w:rFonts w:ascii="Arial" w:hAnsi="Arial"/>
-                <w:sz w:val="20"/>
-                <w:szCs w:val="20"/>
-              </w:rPr>
+              <w:rPr/>
             </w:pPr>
             <w:r>
               <w:rPr>
@@ -1260,11 +1164,7 @@
               <w:spacing w:lineRule="auto" w:line="240" w:before="21" w:after="0"/>
               <w:ind w:hanging="0" w:left="49"/>
               <w:jc w:val="center"/>
-              <w:rPr>
-                <w:rFonts w:ascii="Arial" w:hAnsi="Arial"/>
-                <w:sz w:val="20"/>
-                <w:szCs w:val="20"/>
-              </w:rPr>
+              <w:rPr/>
             </w:pPr>
             <w:r>
               <w:rPr>
@@ -1297,11 +1197,7 @@
               <w:spacing w:lineRule="auto" w:line="240" w:before="2" w:after="0"/>
               <w:ind w:hanging="0" w:left="90" w:right="118"/>
               <w:jc w:val="center"/>
-              <w:rPr>
-                <w:rFonts w:ascii="Arial" w:hAnsi="Arial"/>
-                <w:sz w:val="20"/>
-                <w:szCs w:val="20"/>
-              </w:rPr>
+              <w:rPr/>
             </w:pPr>
             <w:r>
               <w:rPr>
@@ -1318,7 +1214,7 @@
         </w:tc>
         <w:tc>
           <w:tcPr>
-            <w:tcW w:w="1122" w:type="dxa"/>
+            <w:tcW w:w="1124" w:type="dxa"/>
             <w:tcBorders>
               <w:top w:val="single" w:sz="4" w:space="0" w:color="000000"/>
               <w:left w:val="single" w:sz="4" w:space="0" w:color="000000"/>
@@ -1333,11 +1229,7 @@
               <w:spacing w:lineRule="auto" w:line="240" w:before="2" w:after="0"/>
               <w:ind w:right="15"/>
               <w:jc w:val="center"/>
-              <w:rPr>
-                <w:rFonts w:ascii="Arial" w:hAnsi="Arial"/>
-                <w:sz w:val="20"/>
-                <w:szCs w:val="20"/>
-              </w:rPr>
+              <w:rPr/>
             </w:pPr>
             <w:r>
               <w:rPr>
@@ -1354,7 +1246,7 @@
         </w:tc>
         <w:tc>
           <w:tcPr>
-            <w:tcW w:w="1307" w:type="dxa"/>
+            <w:tcW w:w="1305" w:type="dxa"/>
             <w:tcBorders>
               <w:top w:val="single" w:sz="4" w:space="0" w:color="000000"/>
               <w:left w:val="single" w:sz="4" w:space="0" w:color="000000"/>
@@ -1369,11 +1261,7 @@
               <w:spacing w:lineRule="auto" w:line="240" w:before="35" w:after="0"/>
               <w:ind w:hanging="6" w:right="30"/>
               <w:jc w:val="center"/>
-              <w:rPr>
-                <w:rFonts w:ascii="Arial" w:hAnsi="Arial"/>
-                <w:sz w:val="20"/>
-                <w:szCs w:val="20"/>
-              </w:rPr>
+              <w:rPr/>
             </w:pPr>
             <w:r>
               <w:rPr>
@@ -1402,11 +1290,8 @@
           <w:p>
             <w:pPr>
               <w:pStyle w:val="normal1"/>
-              <w:rPr>
-                <w:rFonts w:ascii="Arial" w:hAnsi="Arial"/>
-                <w:sz w:val="20"/>
-                <w:szCs w:val="20"/>
-              </w:rPr>
+              <w:jc w:val="center"/>
+              <w:rPr/>
             </w:pPr>
             <w:r>
               <w:rPr>
@@ -1423,7 +1308,7 @@
         <w:trPr/>
         <w:tc>
           <w:tcPr>
-            <w:tcW w:w="574" w:type="dxa"/>
+            <w:tcW w:w="572" w:type="dxa"/>
             <w:tcBorders>
               <w:left w:val="single" w:sz="4" w:space="0" w:color="000000"/>
               <w:right w:val="single" w:sz="4" w:space="0" w:color="000000"/>
@@ -1434,11 +1319,7 @@
               <w:pStyle w:val="normal1"/>
               <w:spacing w:lineRule="auto" w:line="240" w:before="19" w:after="0"/>
               <w:jc w:val="center"/>
-              <w:rPr>
-                <w:rFonts w:ascii="Arial" w:hAnsi="Arial"/>
-                <w:sz w:val="20"/>
-                <w:szCs w:val="20"/>
-              </w:rPr>
+              <w:rPr/>
             </w:pPr>
             <w:r>
               <w:rPr>
@@ -1452,7 +1333,7 @@
         </w:tc>
         <w:tc>
           <w:tcPr>
-            <w:tcW w:w="1286" w:type="dxa"/>
+            <w:tcW w:w="1288" w:type="dxa"/>
             <w:tcBorders>
               <w:left w:val="single" w:sz="4" w:space="0" w:color="000000"/>
               <w:right w:val="single" w:sz="4" w:space="0" w:color="000000"/>
@@ -1464,11 +1345,7 @@
               <w:spacing w:lineRule="auto" w:line="240" w:before="19" w:after="0"/>
               <w:ind w:right="55"/>
               <w:jc w:val="center"/>
-              <w:rPr>
-                <w:rFonts w:ascii="Arial" w:hAnsi="Arial"/>
-                <w:sz w:val="20"/>
-                <w:szCs w:val="20"/>
-              </w:rPr>
+              <w:rPr/>
             </w:pPr>
             <w:r>
               <w:rPr>
@@ -1493,11 +1370,8 @@
             <w:pPr>
               <w:pStyle w:val="normal1"/>
               <w:spacing w:lineRule="auto" w:line="228" w:before="19" w:after="0"/>
-              <w:rPr>
-                <w:rFonts w:ascii="Arial" w:hAnsi="Arial"/>
-                <w:sz w:val="20"/>
-                <w:szCs w:val="20"/>
-              </w:rPr>
+              <w:jc w:val="left"/>
+              <w:rPr/>
             </w:pPr>
             <w:r>
               <w:rPr>
@@ -1523,11 +1397,7 @@
               <w:pStyle w:val="normal1"/>
               <w:spacing w:lineRule="auto" w:line="240" w:before="19" w:after="0"/>
               <w:jc w:val="center"/>
-              <w:rPr>
-                <w:rFonts w:ascii="Arial" w:hAnsi="Arial"/>
-                <w:sz w:val="20"/>
-                <w:szCs w:val="20"/>
-              </w:rPr>
+              <w:rPr/>
             </w:pPr>
             <w:r>
               <w:rPr>
@@ -1541,7 +1411,7 @@
         </w:tc>
         <w:tc>
           <w:tcPr>
-            <w:tcW w:w="1122" w:type="dxa"/>
+            <w:tcW w:w="1124" w:type="dxa"/>
             <w:tcBorders>
               <w:left w:val="single" w:sz="4" w:space="0" w:color="000000"/>
               <w:right w:val="single" w:sz="4" w:space="0" w:color="000000"/>
@@ -1556,12 +1426,8 @@
               </w:tabs>
               <w:spacing w:lineRule="auto" w:line="240" w:before="19" w:after="0"/>
               <w:ind w:right="114"/>
-              <w:jc w:val="right"/>
-              <w:rPr>
-                <w:rFonts w:ascii="Arial" w:hAnsi="Arial"/>
-                <w:sz w:val="20"/>
-                <w:szCs w:val="20"/>
-              </w:rPr>
+              <w:jc w:val="center"/>
+              <w:rPr/>
             </w:pPr>
             <w:r>
               <w:rPr>
@@ -1584,7 +1450,7 @@
         </w:tc>
         <w:tc>
           <w:tcPr>
-            <w:tcW w:w="1307" w:type="dxa"/>
+            <w:tcW w:w="1305" w:type="dxa"/>
             <w:tcBorders>
               <w:left w:val="single" w:sz="4" w:space="0" w:color="000000"/>
               <w:right w:val="single" w:sz="4" w:space="0" w:color="000000"/>
@@ -1595,12 +1461,8 @@
               <w:pStyle w:val="normal1"/>
               <w:spacing w:lineRule="auto" w:line="240" w:before="19" w:after="0"/>
               <w:ind w:right="55"/>
-              <w:jc w:val="right"/>
-              <w:rPr>
-                <w:rFonts w:ascii="Arial" w:hAnsi="Arial"/>
-                <w:sz w:val="20"/>
-                <w:szCs w:val="20"/>
-              </w:rPr>
+              <w:jc w:val="center"/>
+              <w:rPr/>
             </w:pPr>
             <w:r>
               <w:rPr>
@@ -1635,11 +1497,8 @@
           <w:p>
             <w:pPr>
               <w:pStyle w:val="normal1"/>
-              <w:rPr>
-                <w:rFonts w:ascii="Arial" w:hAnsi="Arial"/>
-                <w:sz w:val="20"/>
-                <w:szCs w:val="20"/>
-              </w:rPr>
+              <w:jc w:val="center"/>
+              <w:rPr/>
             </w:pPr>
             <w:r>
               <w:rPr>
@@ -1658,7 +1517,7 @@
         </w:trPr>
         <w:tc>
           <w:tcPr>
-            <w:tcW w:w="8337" w:type="dxa"/>
+            <w:tcW w:w="8339" w:type="dxa"/>
             <w:gridSpan w:val="9"/>
             <w:tcBorders>
               <w:top w:val="single" w:sz="4" w:space="0" w:color="000000"/>
@@ -1715,7 +1574,7 @@
         </w:tc>
         <w:tc>
           <w:tcPr>
-            <w:tcW w:w="1307" w:type="dxa"/>
+            <w:tcW w:w="1305" w:type="dxa"/>
             <w:tcBorders>
               <w:top w:val="single" w:sz="4" w:space="0" w:color="000000"/>
               <w:left w:val="single" w:sz="4" w:space="0" w:color="000000"/>
@@ -1728,12 +1587,8 @@
               <w:pStyle w:val="normal1"/>
               <w:spacing w:lineRule="auto" w:line="240" w:before="88" w:after="0"/>
               <w:ind w:hanging="0" w:left="121" w:right="55"/>
-              <w:jc w:val="right"/>
-              <w:rPr>
-                <w:rFonts w:ascii="Arial" w:hAnsi="Arial"/>
-                <w:sz w:val="20"/>
-                <w:szCs w:val="20"/>
-              </w:rPr>
+              <w:jc w:val="center"/>
+              <w:rPr/>
             </w:pPr>
             <w:r>
               <w:rPr>
@@ -1970,11 +1825,7 @@
               </w:rPr>
             </w:pPr>
             <w:r>
-              <w:rPr>
-                <w:rFonts w:ascii="Arial" w:hAnsi="Arial"/>
-                <w:sz w:val="20"/>
-                <w:szCs w:val="20"/>
-              </w:rPr>
+              <w:rPr/>
               <w:drawing>
                 <wp:inline distT="0" distB="0" distL="0" distR="0">
                   <wp:extent cx="2178050" cy="1016000"/>
